--- a/MiKa_Kurzanleitung_Mitarbeiter.docx
+++ b/MiKa_Kurzanleitung_Mitarbeiter.docx
@@ -16,9 +16,9 @@
       </w:pPr>
       <w:r>
         <w:rPr>
-          <w:rFonts w:ascii="Segoe UI Emoji" w:cs="Segoe UI Emoji" w:eastAsia="Segoe UI Emoji" w:hAnsi="Segoe UI Emoji"/>
           <w:sz w:val="80"/>
           <w:szCs w:val="80"/>
+          <w:rFonts w:ascii="Segoe UI Emoji" w:cs="Segoe UI Emoji" w:eastAsia="Segoe UI Emoji" w:hAnsi="Segoe UI Emoji"/>
         </w:rPr>
         <w:t xml:space="preserve">🏪</w:t>
       </w:r>
@@ -37,12 +37,12 @@
       </w:pPr>
       <w:r>
         <w:rPr>
-          <w:rFonts w:ascii="Arial" w:cs="Arial" w:eastAsia="Arial" w:hAnsi="Arial"/>
           <w:b/>
           <w:bCs/>
           <w:color w:val="1a3a6b"/>
           <w:sz w:val="72"/>
           <w:szCs w:val="72"/>
+          <w:rFonts w:ascii="Arial" w:cs="Arial" w:eastAsia="Arial" w:hAnsi="Arial"/>
         </w:rPr>
         <w:t xml:space="preserve">MiKa</w:t>
       </w:r>
@@ -53,10 +53,10 @@
       </w:pPr>
       <w:r>
         <w:rPr>
-          <w:rFonts w:ascii="Arial" w:cs="Arial" w:eastAsia="Arial" w:hAnsi="Arial"/>
           <w:color w:val="6b7280"/>
           <w:sz w:val="30"/>
           <w:szCs w:val="30"/>
+          <w:rFonts w:ascii="Arial" w:cs="Arial" w:eastAsia="Arial" w:hAnsi="Arial"/>
         </w:rPr>
         <w:t xml:space="preserve">Deine Kurzanleitung zur HACCP-App</w:t>
       </w:r>
@@ -75,10 +75,10 @@
       </w:pPr>
       <w:r>
         <w:rPr>
-          <w:rFonts w:ascii="Arial" w:cs="Arial" w:eastAsia="Arial" w:hAnsi="Arial"/>
           <w:color w:val="6b7280"/>
           <w:sz w:val="22"/>
           <w:szCs w:val="22"/>
+          <w:rFonts w:ascii="Arial" w:cs="Arial" w:eastAsia="Arial" w:hAnsi="Arial"/>
         </w:rPr>
         <w:t xml:space="preserve">EDEKA DALLMANN  ·  Leeder · Buching · MOD</w:t>
       </w:r>
@@ -123,70 +123,70 @@
           </w:tcPr>
           <w:p>
             <w:pPr>
-              <w:spacing w:after="40" w:before="60"/>
+              <w:spacing w:before="60" w:after="40"/>
               <w:ind w:left="120"/>
             </w:pPr>
             <w:r>
               <w:rPr>
-                <w:rFonts w:ascii="Segoe UI Emoji" w:cs="Segoe UI Emoji" w:eastAsia="Segoe UI Emoji" w:hAnsi="Segoe UI Emoji"/>
                 <w:sz w:val="22"/>
                 <w:szCs w:val="22"/>
+                <w:rFonts w:ascii="Segoe UI Emoji" w:cs="Segoe UI Emoji" w:eastAsia="Segoe UI Emoji" w:hAnsi="Segoe UI Emoji"/>
               </w:rPr>
               <w:t xml:space="preserve">💡  </w:t>
             </w:r>
             <w:r>
               <w:rPr>
-                <w:rFonts w:ascii="Arial" w:cs="Arial" w:eastAsia="Arial" w:hAnsi="Arial"/>
                 <w:b/>
                 <w:bCs/>
                 <w:color w:val="1a3a6b"/>
                 <w:sz w:val="22"/>
                 <w:szCs w:val="22"/>
+                <w:rFonts w:ascii="Arial" w:cs="Arial" w:eastAsia="Arial" w:hAnsi="Arial"/>
               </w:rPr>
               <w:t xml:space="preserve">Was ist MiKa?</w:t>
             </w:r>
           </w:p>
           <w:p>
             <w:pPr>
-              <w:spacing w:after="30" w:before="0"/>
+              <w:spacing w:before="0" w:after="30"/>
               <w:ind w:left="200"/>
             </w:pPr>
             <w:r>
               <w:rPr>
-                <w:rFonts w:ascii="Arial" w:cs="Arial" w:eastAsia="Arial" w:hAnsi="Arial"/>
                 <w:color w:val="111827"/>
                 <w:sz w:val="21"/>
                 <w:szCs w:val="21"/>
+                <w:rFonts w:ascii="Arial" w:cs="Arial" w:eastAsia="Arial" w:hAnsi="Arial"/>
               </w:rPr>
               <w:t xml:space="preserve">MiKa ist die digitale HACCP-Dokumentation für alle drei Märkte.</w:t>
             </w:r>
           </w:p>
           <w:p>
             <w:pPr>
-              <w:spacing w:after="30" w:before="0"/>
+              <w:spacing w:before="0" w:after="30"/>
               <w:ind w:left="200"/>
             </w:pPr>
             <w:r>
               <w:rPr>
-                <w:rFonts w:ascii="Arial" w:cs="Arial" w:eastAsia="Arial" w:hAnsi="Arial"/>
                 <w:color w:val="111827"/>
                 <w:sz w:val="21"/>
                 <w:szCs w:val="21"/>
+                <w:rFonts w:ascii="Arial" w:cs="Arial" w:eastAsia="Arial" w:hAnsi="Arial"/>
               </w:rPr>
               <w:t xml:space="preserve">Hier trägst du täglich deine Kontrollen ein – Wareneingänge, Temperaturen,</w:t>
             </w:r>
           </w:p>
           <w:p>
             <w:pPr>
-              <w:spacing w:after="30" w:before="0"/>
+              <w:spacing w:before="0" w:after="30"/>
               <w:ind w:left="200"/>
             </w:pPr>
             <w:r>
               <w:rPr>
-                <w:rFonts w:ascii="Arial" w:cs="Arial" w:eastAsia="Arial" w:hAnsi="Arial"/>
                 <w:color w:val="111827"/>
                 <w:sz w:val="21"/>
                 <w:szCs w:val="21"/>
+                <w:rFonts w:ascii="Arial" w:cs="Arial" w:eastAsia="Arial" w:hAnsi="Arial"/>
               </w:rPr>
               <w:t xml:space="preserve">Reinigung – und alles ist sofort sicher gespeichert. Kein Papierchaos mehr! 🎉</w:t>
             </w:r>
@@ -213,25 +213,25 @@
           <w:bottom w:val="single" w:color="2d5aa0" w:sz="6"/>
         </w:pBdr>
         <w:shd w:color="1a3a6b" w:val="solid"/>
-        <w:spacing w:after="0" w:before="200"/>
+        <w:spacing w:before="200" w:after="0"/>
         <w:ind w:left="200" w:right="200"/>
       </w:pPr>
       <w:r>
         <w:rPr>
-          <w:rFonts w:ascii="Segoe UI Emoji" w:cs="Segoe UI Emoji" w:eastAsia="Segoe UI Emoji" w:hAnsi="Segoe UI Emoji"/>
           <w:sz w:val="32"/>
           <w:szCs w:val="32"/>
+          <w:rFonts w:ascii="Segoe UI Emoji" w:cs="Segoe UI Emoji" w:eastAsia="Segoe UI Emoji" w:hAnsi="Segoe UI Emoji"/>
         </w:rPr>
         <w:t xml:space="preserve">🚀  </w:t>
       </w:r>
       <w:r>
         <w:rPr>
-          <w:rFonts w:ascii="Arial" w:cs="Arial" w:eastAsia="Arial" w:hAnsi="Arial"/>
           <w:b/>
           <w:bCs/>
           <w:color w:val="FFFFFF"/>
           <w:sz w:val="32"/>
           <w:szCs w:val="32"/>
+          <w:rFonts w:ascii="Arial" w:cs="Arial" w:eastAsia="Arial" w:hAnsi="Arial"/>
         </w:rPr>
         <w:t xml:space="preserve">So fängst du an</w:t>
       </w:r>
@@ -279,12 +279,12 @@
             </w:pPr>
             <w:r>
               <w:rPr>
-                <w:rFonts w:ascii="Arial" w:cs="Arial" w:eastAsia="Arial" w:hAnsi="Arial"/>
                 <w:b/>
                 <w:bCs/>
                 <w:color w:val="FFFFFF"/>
                 <w:sz w:val="32"/>
                 <w:szCs w:val="32"/>
+                <w:rFonts w:ascii="Arial" w:cs="Arial" w:eastAsia="Arial" w:hAnsi="Arial"/>
               </w:rPr>
               <w:t xml:space="preserve">1</w:t>
             </w:r>
@@ -308,30 +308,30 @@
           </w:tcPr>
           <w:p>
             <w:pPr>
-              <w:spacing w:after="20" w:before="40"/>
-            </w:pPr>
-            <w:r>
-              <w:rPr>
-                <w:rFonts w:ascii="Arial" w:cs="Arial" w:eastAsia="Arial" w:hAnsi="Arial"/>
+              <w:spacing w:before="40" w:after="20"/>
+            </w:pPr>
+            <w:r>
+              <w:rPr>
                 <w:b/>
                 <w:bCs/>
                 <w:color w:val="1a3a6b"/>
                 <w:sz w:val="24"/>
                 <w:szCs w:val="24"/>
+                <w:rFonts w:ascii="Arial" w:cs="Arial" w:eastAsia="Arial" w:hAnsi="Arial"/>
               </w:rPr>
               <w:t xml:space="preserve">App öffnen</w:t>
             </w:r>
           </w:p>
           <w:p>
             <w:pPr>
-              <w:spacing w:after="60" w:before="0"/>
-            </w:pPr>
-            <w:r>
-              <w:rPr>
-                <w:rFonts w:ascii="Arial" w:cs="Arial" w:eastAsia="Arial" w:hAnsi="Arial"/>
+              <w:spacing w:before="0" w:after="60"/>
+            </w:pPr>
+            <w:r>
+              <w:rPr>
                 <w:color w:val="111827"/>
                 <w:sz w:val="21"/>
                 <w:szCs w:val="21"/>
+                <w:rFonts w:ascii="Arial" w:cs="Arial" w:eastAsia="Arial" w:hAnsi="Arial"/>
               </w:rPr>
               <w:t xml:space="preserve">Die MiKa-App öffnet sich im Browser auf dem Tablet oder PC.</w:t>
             </w:r>
@@ -382,12 +382,12 @@
             </w:pPr>
             <w:r>
               <w:rPr>
-                <w:rFonts w:ascii="Arial" w:cs="Arial" w:eastAsia="Arial" w:hAnsi="Arial"/>
                 <w:b/>
                 <w:bCs/>
                 <w:color w:val="FFFFFF"/>
                 <w:sz w:val="32"/>
                 <w:szCs w:val="32"/>
+                <w:rFonts w:ascii="Arial" w:cs="Arial" w:eastAsia="Arial" w:hAnsi="Arial"/>
               </w:rPr>
               <w:t xml:space="preserve">2</w:t>
             </w:r>
@@ -411,30 +411,30 @@
           </w:tcPr>
           <w:p>
             <w:pPr>
-              <w:spacing w:after="20" w:before="40"/>
-            </w:pPr>
-            <w:r>
-              <w:rPr>
-                <w:rFonts w:ascii="Arial" w:cs="Arial" w:eastAsia="Arial" w:hAnsi="Arial"/>
+              <w:spacing w:before="40" w:after="20"/>
+            </w:pPr>
+            <w:r>
+              <w:rPr>
                 <w:b/>
                 <w:bCs/>
                 <w:color w:val="1a3a6b"/>
                 <w:sz w:val="24"/>
                 <w:szCs w:val="24"/>
+                <w:rFonts w:ascii="Arial" w:cs="Arial" w:eastAsia="Arial" w:hAnsi="Arial"/>
               </w:rPr>
               <w:t xml:space="preserve">Markt auswählen</w:t>
             </w:r>
           </w:p>
           <w:p>
             <w:pPr>
-              <w:spacing w:after="60" w:before="0"/>
-            </w:pPr>
-            <w:r>
-              <w:rPr>
-                <w:rFonts w:ascii="Arial" w:cs="Arial" w:eastAsia="Arial" w:hAnsi="Arial"/>
+              <w:spacing w:before="0" w:after="60"/>
+            </w:pPr>
+            <w:r>
+              <w:rPr>
                 <w:color w:val="111827"/>
                 <w:sz w:val="21"/>
                 <w:szCs w:val="21"/>
+                <w:rFonts w:ascii="Arial" w:cs="Arial" w:eastAsia="Arial" w:hAnsi="Arial"/>
               </w:rPr>
               <w:t xml:space="preserve">Oben rechts deinen Markt wählen: Leeder, Buching oder MOD.</w:t>
             </w:r>
@@ -478,23 +478,23 @@
           </w:tcPr>
           <w:p>
             <w:pPr>
-              <w:spacing w:after="60" w:before="60"/>
+              <w:spacing w:before="60" w:after="60"/>
               <w:ind w:left="80"/>
             </w:pPr>
             <w:r>
               <w:rPr>
-                <w:rFonts w:ascii="Segoe UI Emoji" w:cs="Segoe UI Emoji" w:eastAsia="Segoe UI Emoji" w:hAnsi="Segoe UI Emoji"/>
                 <w:sz w:val="22"/>
                 <w:szCs w:val="22"/>
+                <w:rFonts w:ascii="Segoe UI Emoji" w:cs="Segoe UI Emoji" w:eastAsia="Segoe UI Emoji" w:hAnsi="Segoe UI Emoji"/>
               </w:rPr>
               <w:t xml:space="preserve">✅  </w:t>
             </w:r>
             <w:r>
               <w:rPr>
-                <w:rFonts w:ascii="Arial" w:cs="Arial" w:eastAsia="Arial" w:hAnsi="Arial"/>
                 <w:color w:val="111827"/>
                 <w:sz w:val="21"/>
                 <w:szCs w:val="21"/>
+                <w:rFonts w:ascii="Arial" w:cs="Arial" w:eastAsia="Arial" w:hAnsi="Arial"/>
               </w:rPr>
               <w:t xml:space="preserve">Tipp: Der Markt wird gespeichert – beim nächsten Öffnen ist er schon voreingestellt. Trotzdem kurz checken! 👀</w:t>
             </w:r>
@@ -512,14 +512,14 @@
     </w:p>
     <w:p>
       <w:pPr>
-        <w:spacing w:after="20" w:before="80"/>
-      </w:pPr>
-      <w:r>
-        <w:rPr>
-          <w:rFonts w:ascii="Arial" w:cs="Arial" w:eastAsia="Arial" w:hAnsi="Arial"/>
+        <w:spacing w:before="80" w:after="20"/>
+      </w:pPr>
+      <w:r>
+        <w:rPr>
           <w:color w:val="6b7280"/>
           <w:sz w:val="18"/>
           <w:szCs w:val="18"/>
+          <w:rFonts w:ascii="Arial" w:cs="Arial" w:eastAsia="Arial" w:hAnsi="Arial"/>
         </w:rPr>
         <w:t xml:space="preserve">So sieht's aus:</w:t>
       </w:r>
@@ -553,26 +553,26 @@
           </w:tcPr>
           <w:p>
             <w:pPr>
-              <w:spacing w:after="40" w:before="40"/>
+              <w:spacing w:before="40" w:after="40"/>
               <w:ind w:left="80"/>
             </w:pPr>
             <w:r>
               <w:rPr>
-                <w:rFonts w:ascii="Courier New" w:cs="Courier New" w:eastAsia="Courier New" w:hAnsi="Courier New"/>
                 <w:color w:val="ef4444"/>
                 <w:sz w:val="16"/>
                 <w:szCs w:val="16"/>
+                <w:rFonts w:ascii="Courier New" w:cs="Courier New" w:eastAsia="Courier New" w:hAnsi="Courier New"/>
               </w:rPr>
               <w:t xml:space="preserve">●  ●  ●  </w:t>
             </w:r>
             <w:r>
               <w:rPr>
-                <w:rFonts w:ascii="Arial" w:cs="Arial" w:eastAsia="Arial" w:hAnsi="Arial"/>
                 <w:b/>
                 <w:bCs/>
                 <w:color w:val="FFFFFF"/>
                 <w:sz w:val="18"/>
                 <w:szCs w:val="18"/>
+                <w:rFonts w:ascii="Arial" w:cs="Arial" w:eastAsia="Arial" w:hAnsi="Arial"/>
               </w:rPr>
               <w:t xml:space="preserve">MiKa – Seitenleiste (Navigation)</w:t>
             </w:r>
@@ -593,17 +593,17 @@
           <w:p>
             <w:pPr>
               <w:shd w:color="1a3a6b" w:val="solid"/>
-              <w:spacing w:after="30" w:before="30"/>
+              <w:spacing w:before="30" w:after="30"/>
               <w:ind w:left="120" w:right="120"/>
             </w:pPr>
             <w:r>
               <w:rPr>
-                <w:rFonts w:ascii="Arial" w:cs="Arial" w:eastAsia="Arial" w:hAnsi="Arial"/>
                 <w:b/>
                 <w:bCs/>
                 <w:color w:val="FFFFFF"/>
                 <w:sz w:val="19"/>
                 <w:szCs w:val="19"/>
+                <w:rFonts w:ascii="Arial" w:cs="Arial" w:eastAsia="Arial" w:hAnsi="Arial"/>
               </w:rPr>
               <w:t xml:space="preserve">📋  Allgemein</w:t>
             </w:r>
@@ -623,17 +623,17 @@
           </w:tcPr>
           <w:p>
             <w:pPr>
-              <w:spacing w:after="30" w:before="30"/>
+              <w:spacing w:before="30" w:after="30"/>
               <w:ind w:left="200" w:right="120"/>
             </w:pPr>
             <w:r>
               <w:rPr>
-                <w:rFonts w:ascii="Arial" w:cs="Arial" w:eastAsia="Arial" w:hAnsi="Arial"/>
                 <w:b w:val="false"/>
                 <w:bCs w:val="false"/>
                 <w:color w:val="111827"/>
                 <w:sz w:val="19"/>
                 <w:szCs w:val="19"/>
+                <w:rFonts w:ascii="Arial" w:cs="Arial" w:eastAsia="Arial" w:hAnsi="Arial"/>
               </w:rPr>
               <w:t xml:space="preserve">    1.1  Verantwortlichkeiten</w:t>
             </w:r>
@@ -653,17 +653,17 @@
           </w:tcPr>
           <w:p>
             <w:pPr>
-              <w:spacing w:after="30" w:before="30"/>
+              <w:spacing w:before="30" w:after="30"/>
               <w:ind w:left="200" w:right="120"/>
             </w:pPr>
             <w:r>
               <w:rPr>
-                <w:rFonts w:ascii="Arial" w:cs="Arial" w:eastAsia="Arial" w:hAnsi="Arial"/>
                 <w:b w:val="false"/>
                 <w:bCs w:val="false"/>
                 <w:color w:val="111827"/>
                 <w:sz w:val="19"/>
                 <w:szCs w:val="19"/>
+                <w:rFonts w:ascii="Arial" w:cs="Arial" w:eastAsia="Arial" w:hAnsi="Arial"/>
               </w:rPr>
               <w:t xml:space="preserve">    1.2  Mitarbeiter &amp; Kürzel</w:t>
             </w:r>
@@ -683,17 +683,17 @@
           </w:tcPr>
           <w:p>
             <w:pPr>
-              <w:spacing w:after="30" w:before="30"/>
+              <w:spacing w:before="30" w:after="30"/>
               <w:ind w:left="200" w:right="120"/>
             </w:pPr>
             <w:r>
               <w:rPr>
-                <w:rFonts w:ascii="Arial" w:cs="Arial" w:eastAsia="Arial" w:hAnsi="Arial"/>
                 <w:b w:val="false"/>
                 <w:bCs w:val="false"/>
                 <w:color w:val="111827"/>
                 <w:sz w:val="19"/>
                 <w:szCs w:val="19"/>
+                <w:rFonts w:ascii="Arial" w:cs="Arial" w:eastAsia="Arial" w:hAnsi="Arial"/>
               </w:rPr>
               <w:t xml:space="preserve">    1.4  Schulungsnachweise</w:t>
             </w:r>
@@ -714,17 +714,17 @@
           <w:p>
             <w:pPr>
               <w:shd w:color="1a3a6b" w:val="solid"/>
-              <w:spacing w:after="30" w:before="30"/>
+              <w:spacing w:before="30" w:after="30"/>
               <w:ind w:left="120" w:right="120"/>
             </w:pPr>
             <w:r>
               <w:rPr>
-                <w:rFonts w:ascii="Arial" w:cs="Arial" w:eastAsia="Arial" w:hAnsi="Arial"/>
                 <w:b/>
                 <w:bCs/>
                 <w:color w:val="FFFFFF"/>
                 <w:sz w:val="19"/>
                 <w:szCs w:val="19"/>
+                <w:rFonts w:ascii="Arial" w:cs="Arial" w:eastAsia="Arial" w:hAnsi="Arial"/>
               </w:rPr>
               <w:t xml:space="preserve">🥦  Obst &amp; Gemüse / Allgemein</w:t>
             </w:r>
@@ -744,17 +744,17 @@
           </w:tcPr>
           <w:p>
             <w:pPr>
-              <w:spacing w:after="30" w:before="30"/>
+              <w:spacing w:before="30" w:after="30"/>
               <w:ind w:left="200" w:right="120"/>
             </w:pPr>
             <w:r>
               <w:rPr>
-                <w:rFonts w:ascii="Arial" w:cs="Arial" w:eastAsia="Arial" w:hAnsi="Arial"/>
                 <w:b/>
                 <w:bCs/>
                 <w:color w:val="2d5aa0"/>
                 <w:sz w:val="19"/>
                 <w:szCs w:val="19"/>
+                <w:rFonts w:ascii="Arial" w:cs="Arial" w:eastAsia="Arial" w:hAnsi="Arial"/>
               </w:rPr>
               <w:t xml:space="preserve">    2.1  Wareneingänge  ← hier täglich eintragen!</w:t>
             </w:r>
@@ -774,17 +774,17 @@
           </w:tcPr>
           <w:p>
             <w:pPr>
-              <w:spacing w:after="30" w:before="30"/>
+              <w:spacing w:before="30" w:after="30"/>
               <w:ind w:left="200" w:right="120"/>
             </w:pPr>
             <w:r>
               <w:rPr>
-                <w:rFonts w:ascii="Arial" w:cs="Arial" w:eastAsia="Arial" w:hAnsi="Arial"/>
                 <w:b w:val="false"/>
                 <w:bCs w:val="false"/>
                 <w:color w:val="111827"/>
                 <w:sz w:val="19"/>
                 <w:szCs w:val="19"/>
+                <w:rFonts w:ascii="Arial" w:cs="Arial" w:eastAsia="Arial" w:hAnsi="Arial"/>
               </w:rPr>
               <w:t xml:space="preserve">    2.2  Warenzustand Obst &amp; Gemüse</w:t>
             </w:r>
@@ -804,17 +804,17 @@
           </w:tcPr>
           <w:p>
             <w:pPr>
-              <w:spacing w:after="30" w:before="30"/>
+              <w:spacing w:before="30" w:after="30"/>
               <w:ind w:left="200" w:right="120"/>
             </w:pPr>
             <w:r>
               <w:rPr>
-                <w:rFonts w:ascii="Arial" w:cs="Arial" w:eastAsia="Arial" w:hAnsi="Arial"/>
                 <w:b w:val="false"/>
                 <w:bCs w:val="false"/>
                 <w:color w:val="111827"/>
                 <w:sz w:val="19"/>
                 <w:szCs w:val="19"/>
+                <w:rFonts w:ascii="Arial" w:cs="Arial" w:eastAsia="Arial" w:hAnsi="Arial"/>
               </w:rPr>
               <w:t xml:space="preserve">    2.3  Reinigungsdokumentation täglich</w:t>
             </w:r>
@@ -835,17 +835,17 @@
           <w:p>
             <w:pPr>
               <w:shd w:color="1a3a6b" w:val="solid"/>
-              <w:spacing w:after="30" w:before="30"/>
+              <w:spacing w:before="30" w:after="30"/>
               <w:ind w:left="120" w:right="120"/>
             </w:pPr>
             <w:r>
               <w:rPr>
-                <w:rFonts w:ascii="Arial" w:cs="Arial" w:eastAsia="Arial" w:hAnsi="Arial"/>
                 <w:b/>
                 <w:bCs/>
                 <w:color w:val="FFFFFF"/>
                 <w:sz w:val="19"/>
                 <w:szCs w:val="19"/>
+                <w:rFonts w:ascii="Arial" w:cs="Arial" w:eastAsia="Arial" w:hAnsi="Arial"/>
               </w:rPr>
               <w:t xml:space="preserve">🥩  Metzgerei / Käsetheke</w:t>
             </w:r>
@@ -865,17 +865,17 @@
           </w:tcPr>
           <w:p>
             <w:pPr>
-              <w:spacing w:after="30" w:before="30"/>
+              <w:spacing w:before="30" w:after="30"/>
               <w:ind w:left="200" w:right="120"/>
             </w:pPr>
             <w:r>
               <w:rPr>
-                <w:rFonts w:ascii="Arial" w:cs="Arial" w:eastAsia="Arial" w:hAnsi="Arial"/>
                 <w:b/>
                 <w:bCs/>
                 <w:color w:val="2d5aa0"/>
                 <w:sz w:val="19"/>
                 <w:szCs w:val="19"/>
+                <w:rFonts w:ascii="Arial" w:cs="Arial" w:eastAsia="Arial" w:hAnsi="Arial"/>
               </w:rPr>
               <w:t xml:space="preserve">    3.1  Wareneingänge Metzgerei  ← hier täglich eintragen!</w:t>
             </w:r>
@@ -895,17 +895,17 @@
           </w:tcPr>
           <w:p>
             <w:pPr>
-              <w:spacing w:after="30" w:before="30"/>
+              <w:spacing w:before="30" w:after="30"/>
               <w:ind w:left="200" w:right="120"/>
             </w:pPr>
             <w:r>
               <w:rPr>
-                <w:rFonts w:ascii="Arial" w:cs="Arial" w:eastAsia="Arial" w:hAnsi="Arial"/>
                 <w:b w:val="false"/>
                 <w:bCs w:val="false"/>
                 <w:color w:val="111827"/>
                 <w:sz w:val="19"/>
                 <w:szCs w:val="19"/>
+                <w:rFonts w:ascii="Arial" w:cs="Arial" w:eastAsia="Arial" w:hAnsi="Arial"/>
               </w:rPr>
               <w:t xml:space="preserve">    3.3  Öffnung Salate</w:t>
             </w:r>
@@ -925,17 +925,17 @@
           </w:tcPr>
           <w:p>
             <w:pPr>
-              <w:spacing w:after="30" w:before="30"/>
+              <w:spacing w:before="30" w:after="30"/>
               <w:ind w:left="200" w:right="120"/>
             </w:pPr>
             <w:r>
               <w:rPr>
-                <w:rFonts w:ascii="Arial" w:cs="Arial" w:eastAsia="Arial" w:hAnsi="Arial"/>
                 <w:b w:val="false"/>
                 <w:bCs w:val="false"/>
                 <w:color w:val="111827"/>
                 <w:sz w:val="19"/>
                 <w:szCs w:val="19"/>
+                <w:rFonts w:ascii="Arial" w:cs="Arial" w:eastAsia="Arial" w:hAnsi="Arial"/>
               </w:rPr>
               <w:t xml:space="preserve">    3.4  Käsetheke und Reifeschrank</w:t>
             </w:r>
@@ -952,7 +952,6 @@
           <w:sz w:val="10"/>
           <w:szCs w:val="10"/>
         </w:rPr>
-        <w:t xml:space="preserve"/>
       </w:r>
     </w:p>
     <w:tbl>
@@ -990,12 +989,12 @@
             </w:pPr>
             <w:r>
               <w:rPr>
-                <w:rFonts w:ascii="Arial" w:cs="Arial" w:eastAsia="Arial" w:hAnsi="Arial"/>
                 <w:b/>
                 <w:bCs/>
                 <w:color w:val="FFFFFF"/>
                 <w:sz w:val="32"/>
                 <w:szCs w:val="32"/>
+                <w:rFonts w:ascii="Arial" w:cs="Arial" w:eastAsia="Arial" w:hAnsi="Arial"/>
               </w:rPr>
               <w:t xml:space="preserve">3</w:t>
             </w:r>
@@ -1019,30 +1018,30 @@
           </w:tcPr>
           <w:p>
             <w:pPr>
-              <w:spacing w:after="20" w:before="40"/>
-            </w:pPr>
-            <w:r>
-              <w:rPr>
-                <w:rFonts w:ascii="Arial" w:cs="Arial" w:eastAsia="Arial" w:hAnsi="Arial"/>
+              <w:spacing w:before="40" w:after="20"/>
+            </w:pPr>
+            <w:r>
+              <w:rPr>
                 <w:b/>
                 <w:bCs/>
                 <w:color w:val="1a3a6b"/>
                 <w:sz w:val="24"/>
                 <w:szCs w:val="24"/>
+                <w:rFonts w:ascii="Arial" w:cs="Arial" w:eastAsia="Arial" w:hAnsi="Arial"/>
               </w:rPr>
               <w:t xml:space="preserve">PIN merken</w:t>
             </w:r>
           </w:p>
           <w:p>
             <w:pPr>
-              <w:spacing w:after="60" w:before="0"/>
-            </w:pPr>
-            <w:r>
-              <w:rPr>
-                <w:rFonts w:ascii="Arial" w:cs="Arial" w:eastAsia="Arial" w:hAnsi="Arial"/>
+              <w:spacing w:before="0" w:after="60"/>
+            </w:pPr>
+            <w:r>
+              <w:rPr>
                 <w:color w:val="111827"/>
                 <w:sz w:val="21"/>
                 <w:szCs w:val="21"/>
+                <w:rFonts w:ascii="Arial" w:cs="Arial" w:eastAsia="Arial" w:hAnsi="Arial"/>
               </w:rPr>
               <w:t xml:space="preserve">Beim Speichern fragst MiKa immer nach deinem PIN. Der bestätigt, dass du der Eintrag von dir stammt.</w:t>
             </w:r>
@@ -1086,23 +1085,23 @@
           </w:tcPr>
           <w:p>
             <w:pPr>
-              <w:spacing w:after="60" w:before="60"/>
+              <w:spacing w:before="60" w:after="60"/>
               <w:ind w:left="80"/>
             </w:pPr>
             <w:r>
               <w:rPr>
-                <w:rFonts w:ascii="Segoe UI Emoji" w:cs="Segoe UI Emoji" w:eastAsia="Segoe UI Emoji" w:hAnsi="Segoe UI Emoji"/>
                 <w:sz w:val="22"/>
                 <w:szCs w:val="22"/>
+                <w:rFonts w:ascii="Segoe UI Emoji" w:cs="Segoe UI Emoji" w:eastAsia="Segoe UI Emoji" w:hAnsi="Segoe UI Emoji"/>
               </w:rPr>
               <w:t xml:space="preserve">⚠️  </w:t>
             </w:r>
             <w:r>
               <w:rPr>
-                <w:rFonts w:ascii="Arial" w:cs="Arial" w:eastAsia="Arial" w:hAnsi="Arial"/>
                 <w:color w:val="111827"/>
                 <w:sz w:val="21"/>
                 <w:szCs w:val="21"/>
+                <w:rFonts w:ascii="Arial" w:cs="Arial" w:eastAsia="Arial" w:hAnsi="Arial"/>
               </w:rPr>
               <w:t xml:space="preserve">Noch kein PIN? Einfach bei der Verwaltung melden – die richten das schnell ein!</w:t>
             </w:r>
@@ -1129,25 +1128,25 @@
           <w:bottom w:val="single" w:color="2d5aa0" w:sz="6"/>
         </w:pBdr>
         <w:shd w:color="1a3a6b" w:val="solid"/>
-        <w:spacing w:after="0" w:before="200"/>
+        <w:spacing w:before="200" w:after="0"/>
         <w:ind w:left="200" w:right="200"/>
       </w:pPr>
       <w:r>
         <w:rPr>
-          <w:rFonts w:ascii="Segoe UI Emoji" w:cs="Segoe UI Emoji" w:eastAsia="Segoe UI Emoji" w:hAnsi="Segoe UI Emoji"/>
           <w:sz w:val="32"/>
           <w:szCs w:val="32"/>
+          <w:rFonts w:ascii="Segoe UI Emoji" w:cs="Segoe UI Emoji" w:eastAsia="Segoe UI Emoji" w:hAnsi="Segoe UI Emoji"/>
         </w:rPr>
         <w:t xml:space="preserve">📦  </w:t>
       </w:r>
       <w:r>
         <w:rPr>
-          <w:rFonts w:ascii="Arial" w:cs="Arial" w:eastAsia="Arial" w:hAnsi="Arial"/>
           <w:b/>
           <w:bCs/>
           <w:color w:val="FFFFFF"/>
           <w:sz w:val="32"/>
           <w:szCs w:val="32"/>
+          <w:rFonts w:ascii="Arial" w:cs="Arial" w:eastAsia="Arial" w:hAnsi="Arial"/>
         </w:rPr>
         <w:t xml:space="preserve">Wareneingänge eintragen</w:t>
       </w:r>
@@ -1162,12 +1161,11 @@
     </w:p>
     <w:p>
       <w:pPr>
-        <w:spacing w:after="20" w:before="20"/>
+        <w:spacing w:before="20" w:after="20"/>
         <w:jc w:val="left"/>
       </w:pPr>
       <w:r>
         <w:rPr>
-          <w:rFonts w:ascii="Arial" w:cs="Arial" w:eastAsia="Arial" w:hAnsi="Arial"/>
           <w:b w:val="false"/>
           <w:bCs w:val="false"/>
           <w:i w:val="false"/>
@@ -1175,88 +1173,89 @@
           <w:color w:val="111827"/>
           <w:sz w:val="22"/>
           <w:szCs w:val="22"/>
+          <w:rFonts w:ascii="Arial" w:cs="Arial" w:eastAsia="Arial" w:hAnsi="Arial"/>
         </w:rPr>
         <w:t xml:space="preserve">Das machst du jeden Liefertag – dauert nur ein paar Minuten. Hier findest du es:</w:t>
       </w:r>
     </w:p>
     <w:p>
       <w:pPr>
-        <w:spacing w:after="30" w:before="30"/>
+        <w:spacing w:before="30" w:after="30"/>
         <w:ind w:left="200"/>
       </w:pPr>
       <w:r>
         <w:rPr>
-          <w:rFonts w:ascii="Segoe UI Emoji" w:cs="Segoe UI Emoji" w:eastAsia="Segoe UI Emoji" w:hAnsi="Segoe UI Emoji"/>
           <w:sz w:val="22"/>
           <w:szCs w:val="22"/>
+          <w:rFonts w:ascii="Segoe UI Emoji" w:cs="Segoe UI Emoji" w:eastAsia="Segoe UI Emoji" w:hAnsi="Segoe UI Emoji"/>
         </w:rPr>
         <w:t xml:space="preserve">📋  </w:t>
       </w:r>
       <w:r>
         <w:rPr>
-          <w:rFonts w:ascii="Arial" w:cs="Arial" w:eastAsia="Arial" w:hAnsi="Arial"/>
           <w:color w:val="111827"/>
           <w:sz w:val="22"/>
           <w:szCs w:val="22"/>
+          <w:rFonts w:ascii="Arial" w:cs="Arial" w:eastAsia="Arial" w:hAnsi="Arial"/>
         </w:rPr>
         <w:t xml:space="preserve">Bereich 2.1</w:t>
       </w:r>
       <w:r>
         <w:rPr>
-          <w:rFonts w:ascii="Arial" w:cs="Arial" w:eastAsia="Arial" w:hAnsi="Arial"/>
           <w:color w:val="6b7280"/>
           <w:sz w:val="20"/>
           <w:szCs w:val="20"/>
+          <w:rFonts w:ascii="Arial" w:cs="Arial" w:eastAsia="Arial" w:hAnsi="Arial"/>
         </w:rPr>
         <w:t xml:space="preserve">  →  </w:t>
       </w:r>
       <w:r>
         <w:rPr>
-          <w:rFonts w:ascii="Arial" w:cs="Arial" w:eastAsia="Arial" w:hAnsi="Arial"/>
           <w:color w:val="6b7280"/>
           <w:sz w:val="20"/>
           <w:szCs w:val="20"/>
+          <w:rFonts w:ascii="Arial" w:cs="Arial" w:eastAsia="Arial" w:hAnsi="Arial"/>
         </w:rPr>
         <w:t xml:space="preserve">für Obst &amp; Gemüse und allgemeine Lieferanten</w:t>
       </w:r>
     </w:p>
     <w:p>
       <w:pPr>
-        <w:spacing w:after="30" w:before="30"/>
+        <w:spacing w:before="30" w:after="30"/>
         <w:ind w:left="200"/>
       </w:pPr>
       <w:r>
         <w:rPr>
-          <w:rFonts w:ascii="Segoe UI Emoji" w:cs="Segoe UI Emoji" w:eastAsia="Segoe UI Emoji" w:hAnsi="Segoe UI Emoji"/>
           <w:sz w:val="22"/>
           <w:szCs w:val="22"/>
+          <w:rFonts w:ascii="Segoe UI Emoji" w:cs="Segoe UI Emoji" w:eastAsia="Segoe UI Emoji" w:hAnsi="Segoe UI Emoji"/>
         </w:rPr>
         <w:t xml:space="preserve">🥩  </w:t>
       </w:r>
       <w:r>
         <w:rPr>
-          <w:rFonts w:ascii="Arial" w:cs="Arial" w:eastAsia="Arial" w:hAnsi="Arial"/>
           <w:color w:val="111827"/>
           <w:sz w:val="22"/>
           <w:szCs w:val="22"/>
+          <w:rFonts w:ascii="Arial" w:cs="Arial" w:eastAsia="Arial" w:hAnsi="Arial"/>
         </w:rPr>
         <w:t xml:space="preserve">Bereich 3.1</w:t>
       </w:r>
       <w:r>
         <w:rPr>
-          <w:rFonts w:ascii="Arial" w:cs="Arial" w:eastAsia="Arial" w:hAnsi="Arial"/>
           <w:color w:val="6b7280"/>
           <w:sz w:val="20"/>
           <w:szCs w:val="20"/>
+          <w:rFonts w:ascii="Arial" w:cs="Arial" w:eastAsia="Arial" w:hAnsi="Arial"/>
         </w:rPr>
         <w:t xml:space="preserve">  →  </w:t>
       </w:r>
       <w:r>
         <w:rPr>
-          <w:rFonts w:ascii="Arial" w:cs="Arial" w:eastAsia="Arial" w:hAnsi="Arial"/>
           <w:color w:val="6b7280"/>
           <w:sz w:val="20"/>
           <w:szCs w:val="20"/>
+          <w:rFonts w:ascii="Arial" w:cs="Arial" w:eastAsia="Arial" w:hAnsi="Arial"/>
         </w:rPr>
         <w:t xml:space="preserve">für Metzgerei, Fisch und Molkerei</w:t>
       </w:r>
@@ -1271,14 +1270,14 @@
     </w:p>
     <w:p>
       <w:pPr>
-        <w:spacing w:after="20" w:before="80"/>
-      </w:pPr>
-      <w:r>
-        <w:rPr>
-          <w:rFonts w:ascii="Arial" w:cs="Arial" w:eastAsia="Arial" w:hAnsi="Arial"/>
+        <w:spacing w:before="80" w:after="20"/>
+      </w:pPr>
+      <w:r>
+        <w:rPr>
           <w:color w:val="6b7280"/>
           <w:sz w:val="18"/>
           <w:szCs w:val="18"/>
+          <w:rFonts w:ascii="Arial" w:cs="Arial" w:eastAsia="Arial" w:hAnsi="Arial"/>
         </w:rPr>
         <w:t xml:space="preserve">So sieht's aus:</w:t>
       </w:r>
@@ -1312,26 +1311,26 @@
           </w:tcPr>
           <w:p>
             <w:pPr>
-              <w:spacing w:after="40" w:before="40"/>
+              <w:spacing w:before="40" w:after="40"/>
               <w:ind w:left="80"/>
             </w:pPr>
             <w:r>
               <w:rPr>
-                <w:rFonts w:ascii="Courier New" w:cs="Courier New" w:eastAsia="Courier New" w:hAnsi="Courier New"/>
                 <w:color w:val="ef4444"/>
                 <w:sz w:val="16"/>
                 <w:szCs w:val="16"/>
+                <w:rFonts w:ascii="Courier New" w:cs="Courier New" w:eastAsia="Courier New" w:hAnsi="Courier New"/>
               </w:rPr>
               <w:t xml:space="preserve">●  ●  ●  </w:t>
             </w:r>
             <w:r>
               <w:rPr>
-                <w:rFonts w:ascii="Arial" w:cs="Arial" w:eastAsia="Arial" w:hAnsi="Arial"/>
                 <w:b/>
                 <w:bCs/>
                 <w:color w:val="FFFFFF"/>
                 <w:sz w:val="18"/>
                 <w:szCs w:val="18"/>
+                <w:rFonts w:ascii="Arial" w:cs="Arial" w:eastAsia="Arial" w:hAnsi="Arial"/>
               </w:rPr>
               <w:t xml:space="preserve">MiKa – Monatsübersicht (z.B. Mai)</w:t>
             </w:r>
@@ -1352,17 +1351,17 @@
           <w:p>
             <w:pPr>
               <w:shd w:color="dce8f5" w:val="solid"/>
-              <w:spacing w:after="30" w:before="30"/>
+              <w:spacing w:before="30" w:after="30"/>
               <w:ind w:left="120" w:right="120"/>
             </w:pPr>
             <w:r>
               <w:rPr>
-                <w:rFonts w:ascii="Arial" w:cs="Arial" w:eastAsia="Arial" w:hAnsi="Arial"/>
                 <w:b/>
                 <w:bCs/>
                 <w:color w:val="111827"/>
                 <w:sz w:val="19"/>
                 <w:szCs w:val="19"/>
+                <w:rFonts w:ascii="Arial" w:cs="Arial" w:eastAsia="Arial" w:hAnsi="Arial"/>
               </w:rPr>
               <w:t xml:space="preserve">📅  Lieferant: Frische GmbH  –  Liefertage: Di, Do, Fr</w:t>
             </w:r>
@@ -1382,17 +1381,17 @@
           </w:tcPr>
           <w:p>
             <w:pPr>
-              <w:spacing w:after="30" w:before="30"/>
+              <w:spacing w:before="30" w:after="30"/>
               <w:ind w:left="120" w:right="120"/>
             </w:pPr>
             <w:r>
               <w:rPr>
-                <w:rFonts w:ascii="Arial" w:cs="Arial" w:eastAsia="Arial" w:hAnsi="Arial"/>
                 <w:b w:val="false"/>
                 <w:bCs w:val="false"/>
                 <w:color w:val="6b7280"/>
                 <w:sz w:val="19"/>
                 <w:szCs w:val="19"/>
+                <w:rFonts w:ascii="Arial" w:cs="Arial" w:eastAsia="Arial" w:hAnsi="Arial"/>
               </w:rPr>
               <w:t xml:space="preserve">  05  Mo    kein Liefertag</w:t>
             </w:r>
@@ -1412,17 +1411,17 @@
           </w:tcPr>
           <w:p>
             <w:pPr>
-              <w:spacing w:after="30" w:before="30"/>
+              <w:spacing w:before="30" w:after="30"/>
               <w:ind w:left="120" w:right="120"/>
             </w:pPr>
             <w:r>
               <w:rPr>
-                <w:rFonts w:ascii="Arial" w:cs="Arial" w:eastAsia="Arial" w:hAnsi="Arial"/>
                 <w:b w:val="false"/>
                 <w:bCs w:val="false"/>
                 <w:color w:val="111827"/>
                 <w:sz w:val="19"/>
                 <w:szCs w:val="19"/>
+                <w:rFonts w:ascii="Arial" w:cs="Arial" w:eastAsia="Arial" w:hAnsi="Arial"/>
               </w:rPr>
               <w:t xml:space="preserve">  06  Di  🟢  i.O.   Temp: 4.2°C   MH</w:t>
             </w:r>
@@ -1442,17 +1441,17 @@
           </w:tcPr>
           <w:p>
             <w:pPr>
-              <w:spacing w:after="30" w:before="30"/>
+              <w:spacing w:before="30" w:after="30"/>
               <w:ind w:left="120" w:right="120"/>
             </w:pPr>
             <w:r>
               <w:rPr>
-                <w:rFonts w:ascii="Arial" w:cs="Arial" w:eastAsia="Arial" w:hAnsi="Arial"/>
                 <w:b w:val="false"/>
                 <w:bCs w:val="false"/>
                 <w:color w:val="6b7280"/>
                 <w:sz w:val="19"/>
                 <w:szCs w:val="19"/>
+                <w:rFonts w:ascii="Arial" w:cs="Arial" w:eastAsia="Arial" w:hAnsi="Arial"/>
               </w:rPr>
               <w:t xml:space="preserve">  07  Mi    kein Liefertag</w:t>
             </w:r>
@@ -1472,17 +1471,17 @@
           </w:tcPr>
           <w:p>
             <w:pPr>
-              <w:spacing w:after="30" w:before="30"/>
+              <w:spacing w:before="30" w:after="30"/>
               <w:ind w:left="120" w:right="120"/>
             </w:pPr>
             <w:r>
               <w:rPr>
-                <w:rFonts w:ascii="Arial" w:cs="Arial" w:eastAsia="Arial" w:hAnsi="Arial"/>
                 <w:b/>
                 <w:bCs/>
                 <w:color w:val="b91c1c"/>
                 <w:sz w:val="19"/>
                 <w:szCs w:val="19"/>
+                <w:rFonts w:ascii="Arial" w:cs="Arial" w:eastAsia="Arial" w:hAnsi="Arial"/>
               </w:rPr>
               <w:t xml:space="preserve">  08  Do  🔴  Eintrag fehlt!          [+ Eintrag]</w:t>
             </w:r>
@@ -1502,17 +1501,17 @@
           </w:tcPr>
           <w:p>
             <w:pPr>
-              <w:spacing w:after="30" w:before="30"/>
+              <w:spacing w:before="30" w:after="30"/>
               <w:ind w:left="120" w:right="120"/>
             </w:pPr>
             <w:r>
               <w:rPr>
-                <w:rFonts w:ascii="Arial" w:cs="Arial" w:eastAsia="Arial" w:hAnsi="Arial"/>
                 <w:b w:val="false"/>
                 <w:bCs w:val="false"/>
                 <w:color w:val="92400e"/>
                 <w:sz w:val="19"/>
                 <w:szCs w:val="19"/>
+                <w:rFonts w:ascii="Arial" w:cs="Arial" w:eastAsia="Arial" w:hAnsi="Arial"/>
               </w:rPr>
               <w:t xml:space="preserve">  09  Fr  🟡  Abweichung   Temp: 8.1°C – zu hoch!  MH</w:t>
             </w:r>
@@ -1532,17 +1531,17 @@
           </w:tcPr>
           <w:p>
             <w:pPr>
-              <w:spacing w:after="30" w:before="30"/>
+              <w:spacing w:before="30" w:after="30"/>
               <w:ind w:left="120" w:right="120"/>
             </w:pPr>
             <w:r>
               <w:rPr>
-                <w:rFonts w:ascii="Arial" w:cs="Arial" w:eastAsia="Arial" w:hAnsi="Arial"/>
                 <w:b w:val="false"/>
                 <w:bCs w:val="false"/>
                 <w:color w:val="6b7280"/>
                 <w:sz w:val="19"/>
                 <w:szCs w:val="19"/>
+                <w:rFonts w:ascii="Arial" w:cs="Arial" w:eastAsia="Arial" w:hAnsi="Arial"/>
               </w:rPr>
               <w:t xml:space="preserve">  10  Sa    kein Liefertag</w:t>
             </w:r>
@@ -1562,17 +1561,17 @@
           </w:tcPr>
           <w:p>
             <w:pPr>
-              <w:spacing w:after="30" w:before="30"/>
+              <w:spacing w:before="30" w:after="30"/>
               <w:ind w:left="120" w:right="120"/>
             </w:pPr>
             <w:r>
               <w:rPr>
-                <w:rFonts w:ascii="Arial" w:cs="Arial" w:eastAsia="Arial" w:hAnsi="Arial"/>
                 <w:b w:val="false"/>
                 <w:bCs w:val="false"/>
                 <w:color w:val="111827"/>
                 <w:sz w:val="19"/>
                 <w:szCs w:val="19"/>
+                <w:rFonts w:ascii="Arial" w:cs="Arial" w:eastAsia="Arial" w:hAnsi="Arial"/>
               </w:rPr>
               <w:t xml:space="preserve">  13  Di  🟢  i.O.   Temp: 3.8°C   AS</w:t>
             </w:r>
@@ -1589,17 +1588,15 @@
           <w:sz w:val="10"/>
           <w:szCs w:val="10"/>
         </w:rPr>
-        <w:t xml:space="preserve"/>
-      </w:r>
-    </w:p>
-    <w:p>
-      <w:pPr>
-        <w:spacing w:after="20" w:before="20"/>
+      </w:r>
+    </w:p>
+    <w:p>
+      <w:pPr>
+        <w:spacing w:before="20" w:after="20"/>
         <w:jc w:val="left"/>
       </w:pPr>
       <w:r>
         <w:rPr>
-          <w:rFonts w:ascii="Arial" w:cs="Arial" w:eastAsia="Arial" w:hAnsi="Arial"/>
           <w:b/>
           <w:bCs/>
           <w:i w:val="false"/>
@@ -1607,6 +1604,7 @@
           <w:color w:val="111827"/>
           <w:sz w:val="22"/>
           <w:szCs w:val="22"/>
+          <w:rFonts w:ascii="Arial" w:cs="Arial" w:eastAsia="Arial" w:hAnsi="Arial"/>
         </w:rPr>
         <w:t xml:space="preserve">So machst du einen neuen Eintrag:</w:t>
       </w:r>
@@ -1654,12 +1652,12 @@
             </w:pPr>
             <w:r>
               <w:rPr>
-                <w:rFonts w:ascii="Arial" w:cs="Arial" w:eastAsia="Arial" w:hAnsi="Arial"/>
                 <w:b/>
                 <w:bCs/>
                 <w:color w:val="FFFFFF"/>
                 <w:sz w:val="32"/>
                 <w:szCs w:val="32"/>
+                <w:rFonts w:ascii="Arial" w:cs="Arial" w:eastAsia="Arial" w:hAnsi="Arial"/>
               </w:rPr>
               <w:t xml:space="preserve">1</w:t>
             </w:r>
@@ -1683,30 +1681,30 @@
           </w:tcPr>
           <w:p>
             <w:pPr>
-              <w:spacing w:after="20" w:before="40"/>
-            </w:pPr>
-            <w:r>
-              <w:rPr>
-                <w:rFonts w:ascii="Arial" w:cs="Arial" w:eastAsia="Arial" w:hAnsi="Arial"/>
+              <w:spacing w:before="40" w:after="20"/>
+            </w:pPr>
+            <w:r>
+              <w:rPr>
                 <w:b/>
                 <w:bCs/>
                 <w:color w:val="1a3a6b"/>
                 <w:sz w:val="24"/>
                 <w:szCs w:val="24"/>
+                <w:rFonts w:ascii="Arial" w:cs="Arial" w:eastAsia="Arial" w:hAnsi="Arial"/>
               </w:rPr>
               <w:t xml:space="preserve">Tag anklicken</w:t>
             </w:r>
           </w:p>
           <w:p>
             <w:pPr>
-              <w:spacing w:after="60" w:before="0"/>
-            </w:pPr>
-            <w:r>
-              <w:rPr>
-                <w:rFonts w:ascii="Arial" w:cs="Arial" w:eastAsia="Arial" w:hAnsi="Arial"/>
+              <w:spacing w:before="0" w:after="60"/>
+            </w:pPr>
+            <w:r>
+              <w:rPr>
                 <w:color w:val="111827"/>
                 <w:sz w:val="21"/>
                 <w:szCs w:val="21"/>
+                <w:rFonts w:ascii="Arial" w:cs="Arial" w:eastAsia="Arial" w:hAnsi="Arial"/>
               </w:rPr>
               <w:t xml:space="preserve">Beim richtigen Tag auf den blauen Knopf «+ Eintrag» klicken.</w:t>
             </w:r>
@@ -1757,12 +1755,12 @@
             </w:pPr>
             <w:r>
               <w:rPr>
-                <w:rFonts w:ascii="Arial" w:cs="Arial" w:eastAsia="Arial" w:hAnsi="Arial"/>
                 <w:b/>
                 <w:bCs/>
                 <w:color w:val="FFFFFF"/>
                 <w:sz w:val="32"/>
                 <w:szCs w:val="32"/>
+                <w:rFonts w:ascii="Arial" w:cs="Arial" w:eastAsia="Arial" w:hAnsi="Arial"/>
               </w:rPr>
               <w:t xml:space="preserve">2</w:t>
             </w:r>
@@ -1786,30 +1784,30 @@
           </w:tcPr>
           <w:p>
             <w:pPr>
-              <w:spacing w:after="20" w:before="40"/>
-            </w:pPr>
-            <w:r>
-              <w:rPr>
-                <w:rFonts w:ascii="Arial" w:cs="Arial" w:eastAsia="Arial" w:hAnsi="Arial"/>
+              <w:spacing w:before="40" w:after="20"/>
+            </w:pPr>
+            <w:r>
+              <w:rPr>
                 <w:b/>
                 <w:bCs/>
                 <w:color w:val="1a3a6b"/>
                 <w:sz w:val="24"/>
                 <w:szCs w:val="24"/>
+                <w:rFonts w:ascii="Arial" w:cs="Arial" w:eastAsia="Arial" w:hAnsi="Arial"/>
               </w:rPr>
               <w:t xml:space="preserve">Formular ausfüllen</w:t>
             </w:r>
           </w:p>
           <w:p>
             <w:pPr>
-              <w:spacing w:after="60" w:before="0"/>
-            </w:pPr>
-            <w:r>
-              <w:rPr>
-                <w:rFonts w:ascii="Arial" w:cs="Arial" w:eastAsia="Arial" w:hAnsi="Arial"/>
+              <w:spacing w:before="0" w:after="60"/>
+            </w:pPr>
+            <w:r>
+              <w:rPr>
                 <w:color w:val="111827"/>
                 <w:sz w:val="21"/>
                 <w:szCs w:val="21"/>
+                <w:rFonts w:ascii="Arial" w:cs="Arial" w:eastAsia="Arial" w:hAnsi="Arial"/>
               </w:rPr>
               <w:t xml:space="preserve">Alle Punkte mit * sind Pflicht. Checkboxen: «i.O.» = alles gut, «A» = Abweichung, «–» = entfällt.</w:t>
             </w:r>
@@ -1860,12 +1858,12 @@
             </w:pPr>
             <w:r>
               <w:rPr>
-                <w:rFonts w:ascii="Arial" w:cs="Arial" w:eastAsia="Arial" w:hAnsi="Arial"/>
                 <w:b/>
                 <w:bCs/>
                 <w:color w:val="FFFFFF"/>
                 <w:sz w:val="32"/>
                 <w:szCs w:val="32"/>
+                <w:rFonts w:ascii="Arial" w:cs="Arial" w:eastAsia="Arial" w:hAnsi="Arial"/>
               </w:rPr>
               <w:t xml:space="preserve">3</w:t>
             </w:r>
@@ -1889,30 +1887,30 @@
           </w:tcPr>
           <w:p>
             <w:pPr>
-              <w:spacing w:after="20" w:before="40"/>
-            </w:pPr>
-            <w:r>
-              <w:rPr>
-                <w:rFonts w:ascii="Arial" w:cs="Arial" w:eastAsia="Arial" w:hAnsi="Arial"/>
+              <w:spacing w:before="40" w:after="20"/>
+            </w:pPr>
+            <w:r>
+              <w:rPr>
                 <w:b/>
                 <w:bCs/>
                 <w:color w:val="1a3a6b"/>
                 <w:sz w:val="24"/>
                 <w:szCs w:val="24"/>
+                <w:rFonts w:ascii="Arial" w:cs="Arial" w:eastAsia="Arial" w:hAnsi="Arial"/>
               </w:rPr>
               <w:t xml:space="preserve">Temperatur eintragen</w:t>
             </w:r>
           </w:p>
           <w:p>
             <w:pPr>
-              <w:spacing w:after="60" w:before="0"/>
-            </w:pPr>
-            <w:r>
-              <w:rPr>
-                <w:rFonts w:ascii="Arial" w:cs="Arial" w:eastAsia="Arial" w:hAnsi="Arial"/>
+              <w:spacing w:before="0" w:after="60"/>
+            </w:pPr>
+            <w:r>
+              <w:rPr>
                 <w:color w:val="111827"/>
                 <w:sz w:val="21"/>
                 <w:szCs w:val="21"/>
+                <w:rFonts w:ascii="Arial" w:cs="Arial" w:eastAsia="Arial" w:hAnsi="Arial"/>
               </w:rPr>
               <w:t xml:space="preserve">Zahlenwert eingeben, z.B. 4.5. Falls eine Temperaturbereiche heute nicht relevant ist: «entf.» drücken.</w:t>
             </w:r>
@@ -1963,12 +1961,12 @@
             </w:pPr>
             <w:r>
               <w:rPr>
-                <w:rFonts w:ascii="Arial" w:cs="Arial" w:eastAsia="Arial" w:hAnsi="Arial"/>
                 <w:b/>
                 <w:bCs/>
                 <w:color w:val="FFFFFF"/>
                 <w:sz w:val="32"/>
                 <w:szCs w:val="32"/>
+                <w:rFonts w:ascii="Arial" w:cs="Arial" w:eastAsia="Arial" w:hAnsi="Arial"/>
               </w:rPr>
               <w:t xml:space="preserve">4</w:t>
             </w:r>
@@ -1992,30 +1990,30 @@
           </w:tcPr>
           <w:p>
             <w:pPr>
-              <w:spacing w:after="20" w:before="40"/>
-            </w:pPr>
-            <w:r>
-              <w:rPr>
-                <w:rFonts w:ascii="Arial" w:cs="Arial" w:eastAsia="Arial" w:hAnsi="Arial"/>
+              <w:spacing w:before="40" w:after="20"/>
+            </w:pPr>
+            <w:r>
+              <w:rPr>
                 <w:b/>
                 <w:bCs/>
                 <w:color w:val="1a3a6b"/>
                 <w:sz w:val="24"/>
                 <w:szCs w:val="24"/>
+                <w:rFonts w:ascii="Arial" w:cs="Arial" w:eastAsia="Arial" w:hAnsi="Arial"/>
               </w:rPr>
               <w:t xml:space="preserve">PIN eingeben &amp; speichern</w:t>
             </w:r>
           </w:p>
           <w:p>
             <w:pPr>
-              <w:spacing w:after="60" w:before="0"/>
-            </w:pPr>
-            <w:r>
-              <w:rPr>
-                <w:rFonts w:ascii="Arial" w:cs="Arial" w:eastAsia="Arial" w:hAnsi="Arial"/>
+              <w:spacing w:before="0" w:after="60"/>
+            </w:pPr>
+            <w:r>
+              <w:rPr>
                 <w:color w:val="111827"/>
                 <w:sz w:val="21"/>
                 <w:szCs w:val="21"/>
+                <w:rFonts w:ascii="Arial" w:cs="Arial" w:eastAsia="Arial" w:hAnsi="Arial"/>
               </w:rPr>
               <w:t xml:space="preserve">Auf «Speichern» klicken → PIN eintippen → fertig! 🎉</w:t>
             </w:r>
@@ -2034,25 +2032,25 @@
     <w:p>
       <w:pPr>
         <w:shd w:color="2d5aa0" w:val="solid"/>
-        <w:spacing w:after="40" w:before="160"/>
+        <w:spacing w:before="160" w:after="40"/>
         <w:ind w:left="160" w:right="160"/>
       </w:pPr>
       <w:r>
         <w:rPr>
-          <w:rFonts w:ascii="Segoe UI Emoji" w:cs="Segoe UI Emoji" w:eastAsia="Segoe UI Emoji" w:hAnsi="Segoe UI Emoji"/>
           <w:sz w:val="26"/>
           <w:szCs w:val="26"/>
+          <w:rFonts w:ascii="Segoe UI Emoji" w:cs="Segoe UI Emoji" w:eastAsia="Segoe UI Emoji" w:hAnsi="Segoe UI Emoji"/>
         </w:rPr>
         <w:t xml:space="preserve">⚠️  </w:t>
       </w:r>
       <w:r>
         <w:rPr>
-          <w:rFonts w:ascii="Arial" w:cs="Arial" w:eastAsia="Arial" w:hAnsi="Arial"/>
           <w:b/>
           <w:bCs/>
           <w:color w:val="FFFFFF"/>
           <w:sz w:val="26"/>
           <w:szCs w:val="26"/>
+          <w:rFonts w:ascii="Arial" w:cs="Arial" w:eastAsia="Arial" w:hAnsi="Arial"/>
         </w:rPr>
         <w:t xml:space="preserve">Abweichung? Kein Stress!</w:t>
       </w:r>
@@ -2067,12 +2065,11 @@
     </w:p>
     <w:p>
       <w:pPr>
-        <w:spacing w:after="20" w:before="20"/>
+        <w:spacing w:before="20" w:after="20"/>
         <w:jc w:val="left"/>
       </w:pPr>
       <w:r>
         <w:rPr>
-          <w:rFonts w:ascii="Arial" w:cs="Arial" w:eastAsia="Arial" w:hAnsi="Arial"/>
           <w:b w:val="false"/>
           <w:bCs w:val="false"/>
           <w:i w:val="false"/>
@@ -2080,75 +2077,76 @@
           <w:color w:val="111827"/>
           <w:sz w:val="22"/>
           <w:szCs w:val="22"/>
+          <w:rFonts w:ascii="Arial" w:cs="Arial" w:eastAsia="Arial" w:hAnsi="Arial"/>
         </w:rPr>
         <w:t xml:space="preserve">Eine Abweichung ist kein Problem – wichtig ist nur, sie richtig zu dokumentieren:</w:t>
       </w:r>
     </w:p>
     <w:p>
       <w:pPr>
-        <w:spacing w:after="30" w:before="30"/>
+        <w:spacing w:before="30" w:after="30"/>
         <w:ind w:left="200"/>
       </w:pPr>
       <w:r>
         <w:rPr>
-          <w:rFonts w:ascii="Segoe UI Emoji" w:cs="Segoe UI Emoji" w:eastAsia="Segoe UI Emoji" w:hAnsi="Segoe UI Emoji"/>
           <w:sz w:val="22"/>
           <w:szCs w:val="22"/>
+          <w:rFonts w:ascii="Segoe UI Emoji" w:cs="Segoe UI Emoji" w:eastAsia="Segoe UI Emoji" w:hAnsi="Segoe UI Emoji"/>
         </w:rPr>
         <w:t xml:space="preserve">📝  </w:t>
       </w:r>
       <w:r>
         <w:rPr>
-          <w:rFonts w:ascii="Arial" w:cs="Arial" w:eastAsia="Arial" w:hAnsi="Arial"/>
           <w:color w:val="111827"/>
           <w:sz w:val="22"/>
           <w:szCs w:val="22"/>
+          <w:rFonts w:ascii="Arial" w:cs="Arial" w:eastAsia="Arial" w:hAnsi="Arial"/>
         </w:rPr>
         <w:t xml:space="preserve">«A» bei dem Punkt anklicken, der nicht i.O. war</w:t>
       </w:r>
     </w:p>
     <w:p>
       <w:pPr>
-        <w:spacing w:after="30" w:before="30"/>
+        <w:spacing w:before="30" w:after="30"/>
         <w:ind w:left="200"/>
       </w:pPr>
       <w:r>
         <w:rPr>
-          <w:rFonts w:ascii="Segoe UI Emoji" w:cs="Segoe UI Emoji" w:eastAsia="Segoe UI Emoji" w:hAnsi="Segoe UI Emoji"/>
           <w:sz w:val="22"/>
           <w:szCs w:val="22"/>
+          <w:rFonts w:ascii="Segoe UI Emoji" w:cs="Segoe UI Emoji" w:eastAsia="Segoe UI Emoji" w:hAnsi="Segoe UI Emoji"/>
         </w:rPr>
         <w:t xml:space="preserve">📝  </w:t>
       </w:r>
       <w:r>
         <w:rPr>
-          <w:rFonts w:ascii="Arial" w:cs="Arial" w:eastAsia="Arial" w:hAnsi="Arial"/>
           <w:color w:val="111827"/>
           <w:sz w:val="22"/>
           <w:szCs w:val="22"/>
+          <w:rFonts w:ascii="Arial" w:cs="Arial" w:eastAsia="Arial" w:hAnsi="Arial"/>
         </w:rPr>
         <w:t xml:space="preserve">Im Notizfeld unten beschreiben was passiert ist</w:t>
       </w:r>
     </w:p>
     <w:p>
       <w:pPr>
-        <w:spacing w:after="30" w:before="30"/>
+        <w:spacing w:before="30" w:after="30"/>
         <w:ind w:left="200"/>
       </w:pPr>
       <w:r>
         <w:rPr>
-          <w:rFonts w:ascii="Segoe UI Emoji" w:cs="Segoe UI Emoji" w:eastAsia="Segoe UI Emoji" w:hAnsi="Segoe UI Emoji"/>
           <w:sz w:val="22"/>
           <w:szCs w:val="22"/>
+          <w:rFonts w:ascii="Segoe UI Emoji" w:cs="Segoe UI Emoji" w:eastAsia="Segoe UI Emoji" w:hAnsi="Segoe UI Emoji"/>
         </w:rPr>
         <w:t xml:space="preserve">📝  </w:t>
       </w:r>
       <w:r>
         <w:rPr>
-          <w:rFonts w:ascii="Arial" w:cs="Arial" w:eastAsia="Arial" w:hAnsi="Arial"/>
           <w:color w:val="111827"/>
           <w:sz w:val="22"/>
           <w:szCs w:val="22"/>
+          <w:rFonts w:ascii="Arial" w:cs="Arial" w:eastAsia="Arial" w:hAnsi="Arial"/>
         </w:rPr>
         <w:t xml:space="preserve">Maßnahme angeben: Was wurde gemacht? Von wem? Bis wann?</w:t>
       </w:r>
@@ -2189,23 +2187,23 @@
           </w:tcPr>
           <w:p>
             <w:pPr>
-              <w:spacing w:after="60" w:before="60"/>
+              <w:spacing w:before="60" w:after="60"/>
               <w:ind w:left="80"/>
             </w:pPr>
             <w:r>
               <w:rPr>
-                <w:rFonts w:ascii="Segoe UI Emoji" w:cs="Segoe UI Emoji" w:eastAsia="Segoe UI Emoji" w:hAnsi="Segoe UI Emoji"/>
                 <w:sz w:val="22"/>
                 <w:szCs w:val="22"/>
+                <w:rFonts w:ascii="Segoe UI Emoji" w:cs="Segoe UI Emoji" w:eastAsia="Segoe UI Emoji" w:hAnsi="Segoe UI Emoji"/>
               </w:rPr>
               <w:t xml:space="preserve">✅  </w:t>
             </w:r>
             <w:r>
               <w:rPr>
-                <w:rFonts w:ascii="Arial" w:cs="Arial" w:eastAsia="Arial" w:hAnsi="Arial"/>
                 <w:color w:val="111827"/>
                 <w:sz w:val="21"/>
                 <w:szCs w:val="21"/>
+                <w:rFonts w:ascii="Arial" w:cs="Arial" w:eastAsia="Arial" w:hAnsi="Arial"/>
               </w:rPr>
               <w:t xml:space="preserve">Beispiel: "Temp. Hackfleisch 5°C – zu hoch. Ware zurückgewiesen. Rückruf Lieferant durch A. Schulze. 08.05.2025"</w:t>
             </w:r>
@@ -2224,25 +2222,25 @@
     <w:p>
       <w:pPr>
         <w:shd w:color="2d5aa0" w:val="solid"/>
-        <w:spacing w:after="40" w:before="160"/>
+        <w:spacing w:before="160" w:after="40"/>
         <w:ind w:left="160" w:right="160"/>
       </w:pPr>
       <w:r>
         <w:rPr>
-          <w:rFonts w:ascii="Segoe UI Emoji" w:cs="Segoe UI Emoji" w:eastAsia="Segoe UI Emoji" w:hAnsi="Segoe UI Emoji"/>
           <w:sz w:val="26"/>
           <w:szCs w:val="26"/>
+          <w:rFonts w:ascii="Segoe UI Emoji" w:cs="Segoe UI Emoji" w:eastAsia="Segoe UI Emoji" w:hAnsi="Segoe UI Emoji"/>
         </w:rPr>
         <w:t xml:space="preserve">🚚  </w:t>
       </w:r>
       <w:r>
         <w:rPr>
-          <w:rFonts w:ascii="Arial" w:cs="Arial" w:eastAsia="Arial" w:hAnsi="Arial"/>
           <w:b/>
           <w:bCs/>
           <w:color w:val="FFFFFF"/>
           <w:sz w:val="26"/>
           <w:szCs w:val="26"/>
+          <w:rFonts w:ascii="Arial" w:cs="Arial" w:eastAsia="Arial" w:hAnsi="Arial"/>
         </w:rPr>
         <w:t xml:space="preserve">Lieferung ausgefallen?</w:t>
       </w:r>
@@ -2257,12 +2255,11 @@
     </w:p>
     <w:p>
       <w:pPr>
-        <w:spacing w:after="20" w:before="20"/>
+        <w:spacing w:before="20" w:after="20"/>
         <w:jc w:val="left"/>
       </w:pPr>
       <w:r>
         <w:rPr>
-          <w:rFonts w:ascii="Arial" w:cs="Arial" w:eastAsia="Arial" w:hAnsi="Arial"/>
           <w:b w:val="false"/>
           <w:bCs w:val="false"/>
           <w:i w:val="false"/>
@@ -2270,75 +2267,76 @@
           <w:color w:val="111827"/>
           <w:sz w:val="22"/>
           <w:szCs w:val="22"/>
+          <w:rFonts w:ascii="Arial" w:cs="Arial" w:eastAsia="Arial" w:hAnsi="Arial"/>
         </w:rPr>
         <w:t xml:space="preserve">Manchmal kommt eine Lieferung nicht. Das geht so:</w:t>
       </w:r>
     </w:p>
     <w:p>
       <w:pPr>
-        <w:spacing w:after="30" w:before="30"/>
+        <w:spacing w:before="30" w:after="30"/>
         <w:ind w:left="200"/>
       </w:pPr>
       <w:r>
         <w:rPr>
-          <w:rFonts w:ascii="Segoe UI Emoji" w:cs="Segoe UI Emoji" w:eastAsia="Segoe UI Emoji" w:hAnsi="Segoe UI Emoji"/>
           <w:sz w:val="22"/>
           <w:szCs w:val="22"/>
+          <w:rFonts w:ascii="Segoe UI Emoji" w:cs="Segoe UI Emoji" w:eastAsia="Segoe UI Emoji" w:hAnsi="Segoe UI Emoji"/>
         </w:rPr>
         <w:t xml:space="preserve">1️⃣  </w:t>
       </w:r>
       <w:r>
         <w:rPr>
-          <w:rFonts w:ascii="Arial" w:cs="Arial" w:eastAsia="Arial" w:hAnsi="Arial"/>
           <w:color w:val="111827"/>
           <w:sz w:val="22"/>
           <w:szCs w:val="22"/>
+          <w:rFonts w:ascii="Arial" w:cs="Arial" w:eastAsia="Arial" w:hAnsi="Arial"/>
         </w:rPr>
         <w:t xml:space="preserve">Beim betreffenden Tag auf «+ Eintrag» klicken</w:t>
       </w:r>
     </w:p>
     <w:p>
       <w:pPr>
-        <w:spacing w:after="30" w:before="30"/>
+        <w:spacing w:before="30" w:after="30"/>
         <w:ind w:left="200"/>
       </w:pPr>
       <w:r>
         <w:rPr>
-          <w:rFonts w:ascii="Segoe UI Emoji" w:cs="Segoe UI Emoji" w:eastAsia="Segoe UI Emoji" w:hAnsi="Segoe UI Emoji"/>
           <w:sz w:val="22"/>
           <w:szCs w:val="22"/>
+          <w:rFonts w:ascii="Segoe UI Emoji" w:cs="Segoe UI Emoji" w:eastAsia="Segoe UI Emoji" w:hAnsi="Segoe UI Emoji"/>
         </w:rPr>
         <w:t xml:space="preserve">2️⃣  </w:t>
       </w:r>
       <w:r>
         <w:rPr>
-          <w:rFonts w:ascii="Arial" w:cs="Arial" w:eastAsia="Arial" w:hAnsi="Arial"/>
           <w:color w:val="111827"/>
           <w:sz w:val="22"/>
           <w:szCs w:val="22"/>
+          <w:rFonts w:ascii="Arial" w:cs="Arial" w:eastAsia="Arial" w:hAnsi="Arial"/>
         </w:rPr>
         <w:t xml:space="preserve">Oben den Schalter «Lieferung ausgefallen» aktivieren</w:t>
       </w:r>
     </w:p>
     <w:p>
       <w:pPr>
-        <w:spacing w:after="30" w:before="30"/>
+        <w:spacing w:before="30" w:after="30"/>
         <w:ind w:left="200"/>
       </w:pPr>
       <w:r>
         <w:rPr>
-          <w:rFonts w:ascii="Segoe UI Emoji" w:cs="Segoe UI Emoji" w:eastAsia="Segoe UI Emoji" w:hAnsi="Segoe UI Emoji"/>
           <w:sz w:val="22"/>
           <w:szCs w:val="22"/>
+          <w:rFonts w:ascii="Segoe UI Emoji" w:cs="Segoe UI Emoji" w:eastAsia="Segoe UI Emoji" w:hAnsi="Segoe UI Emoji"/>
         </w:rPr>
         <w:t xml:space="preserve">3️⃣  </w:t>
       </w:r>
       <w:r>
         <w:rPr>
-          <w:rFonts w:ascii="Arial" w:cs="Arial" w:eastAsia="Arial" w:hAnsi="Arial"/>
           <w:color w:val="111827"/>
           <w:sz w:val="22"/>
           <w:szCs w:val="22"/>
+          <w:rFonts w:ascii="Arial" w:cs="Arial" w:eastAsia="Arial" w:hAnsi="Arial"/>
         </w:rPr>
         <w:t xml:space="preserve">Speichern und fertig – alle anderen Felder bleiben leer</w:t>
       </w:r>
@@ -2354,25 +2352,25 @@
     <w:p>
       <w:pPr>
         <w:shd w:color="2d5aa0" w:val="solid"/>
-        <w:spacing w:after="40" w:before="160"/>
+        <w:spacing w:before="160" w:after="40"/>
         <w:ind w:left="160" w:right="160"/>
       </w:pPr>
       <w:r>
         <w:rPr>
-          <w:rFonts w:ascii="Segoe UI Emoji" w:cs="Segoe UI Emoji" w:eastAsia="Segoe UI Emoji" w:hAnsi="Segoe UI Emoji"/>
           <w:sz w:val="26"/>
           <w:szCs w:val="26"/>
+          <w:rFonts w:ascii="Segoe UI Emoji" w:cs="Segoe UI Emoji" w:eastAsia="Segoe UI Emoji" w:hAnsi="Segoe UI Emoji"/>
         </w:rPr>
         <w:t xml:space="preserve">🚦  </w:t>
       </w:r>
       <w:r>
         <w:rPr>
-          <w:rFonts w:ascii="Arial" w:cs="Arial" w:eastAsia="Arial" w:hAnsi="Arial"/>
           <w:b/>
           <w:bCs/>
           <w:color w:val="FFFFFF"/>
           <w:sz w:val="26"/>
           <w:szCs w:val="26"/>
+          <w:rFonts w:ascii="Arial" w:cs="Arial" w:eastAsia="Arial" w:hAnsi="Arial"/>
         </w:rPr>
         <w:t xml:space="preserve">Ampel-Übersicht</w:t>
       </w:r>
@@ -2419,12 +2417,12 @@
             </w:pPr>
             <w:r>
               <w:rPr>
-                <w:rFonts w:ascii="Arial" w:cs="Arial" w:eastAsia="Arial" w:hAnsi="Arial"/>
                 <w:b/>
                 <w:bCs/>
                 <w:color w:val="FFFFFF"/>
                 <w:sz w:val="20"/>
                 <w:szCs w:val="20"/>
+                <w:rFonts w:ascii="Arial" w:cs="Arial" w:eastAsia="Arial" w:hAnsi="Arial"/>
               </w:rPr>
               <w:t xml:space="preserve">Farbe</w:t>
             </w:r>
@@ -2447,12 +2445,12 @@
             </w:pPr>
             <w:r>
               <w:rPr>
-                <w:rFonts w:ascii="Arial" w:cs="Arial" w:eastAsia="Arial" w:hAnsi="Arial"/>
                 <w:b/>
                 <w:bCs/>
                 <w:color w:val="FFFFFF"/>
                 <w:sz w:val="20"/>
                 <w:szCs w:val="20"/>
+                <w:rFonts w:ascii="Arial" w:cs="Arial" w:eastAsia="Arial" w:hAnsi="Arial"/>
               </w:rPr>
               <w:t xml:space="preserve">Bedeutung</w:t>
             </w:r>
@@ -2472,17 +2470,17 @@
           </w:tcPr>
           <w:p>
             <w:pPr>
-              <w:spacing w:after="60" w:before="60"/>
+              <w:spacing w:before="60" w:after="60"/>
               <w:ind w:left="80"/>
             </w:pPr>
             <w:r>
               <w:rPr>
-                <w:rFonts w:ascii="Segoe UI Emoji" w:cs="Segoe UI Emoji" w:eastAsia="Segoe UI Emoji" w:hAnsi="Segoe UI Emoji"/>
                 <w:b/>
                 <w:bCs/>
                 <w:color w:val="22c55e"/>
                 <w:sz w:val="21"/>
                 <w:szCs w:val="21"/>
+                <w:rFonts w:ascii="Segoe UI Emoji" w:cs="Segoe UI Emoji" w:eastAsia="Segoe UI Emoji" w:hAnsi="Segoe UI Emoji"/>
               </w:rPr>
               <w:t xml:space="preserve">🟢  Grün</w:t>
             </w:r>
@@ -2500,15 +2498,15 @@
           </w:tcPr>
           <w:p>
             <w:pPr>
-              <w:spacing w:after="60" w:before="60"/>
+              <w:spacing w:before="60" w:after="60"/>
               <w:ind w:left="80"/>
             </w:pPr>
             <w:r>
               <w:rPr>
-                <w:rFonts w:ascii="Arial" w:cs="Arial" w:eastAsia="Arial" w:hAnsi="Arial"/>
                 <w:color w:val="111827"/>
                 <w:sz w:val="21"/>
                 <w:szCs w:val="21"/>
+                <w:rFonts w:ascii="Arial" w:cs="Arial" w:eastAsia="Arial" w:hAnsi="Arial"/>
               </w:rPr>
               <w:t xml:space="preserve">Alles erledigt – passt!</w:t>
             </w:r>
@@ -2528,17 +2526,17 @@
           </w:tcPr>
           <w:p>
             <w:pPr>
-              <w:spacing w:after="60" w:before="60"/>
+              <w:spacing w:before="60" w:after="60"/>
               <w:ind w:left="80"/>
             </w:pPr>
             <w:r>
               <w:rPr>
-                <w:rFonts w:ascii="Segoe UI Emoji" w:cs="Segoe UI Emoji" w:eastAsia="Segoe UI Emoji" w:hAnsi="Segoe UI Emoji"/>
                 <w:b/>
                 <w:bCs/>
                 <w:color w:val="f59e0b"/>
                 <w:sz w:val="21"/>
                 <w:szCs w:val="21"/>
+                <w:rFonts w:ascii="Segoe UI Emoji" w:cs="Segoe UI Emoji" w:eastAsia="Segoe UI Emoji" w:hAnsi="Segoe UI Emoji"/>
               </w:rPr>
               <w:t xml:space="preserve">🟡  Gelb</w:t>
             </w:r>
@@ -2556,15 +2554,15 @@
           </w:tcPr>
           <w:p>
             <w:pPr>
-              <w:spacing w:after="60" w:before="60"/>
+              <w:spacing w:before="60" w:after="60"/>
               <w:ind w:left="80"/>
             </w:pPr>
             <w:r>
               <w:rPr>
-                <w:rFonts w:ascii="Arial" w:cs="Arial" w:eastAsia="Arial" w:hAnsi="Arial"/>
                 <w:color w:val="111827"/>
                 <w:sz w:val="21"/>
                 <w:szCs w:val="21"/>
+                <w:rFonts w:ascii="Arial" w:cs="Arial" w:eastAsia="Arial" w:hAnsi="Arial"/>
               </w:rPr>
               <w:t xml:space="preserve">Abweichung eingetragen – Maßnahme prüfen</w:t>
             </w:r>
@@ -2584,17 +2582,17 @@
           </w:tcPr>
           <w:p>
             <w:pPr>
-              <w:spacing w:after="60" w:before="60"/>
+              <w:spacing w:before="60" w:after="60"/>
               <w:ind w:left="80"/>
             </w:pPr>
             <w:r>
               <w:rPr>
-                <w:rFonts w:ascii="Segoe UI Emoji" w:cs="Segoe UI Emoji" w:eastAsia="Segoe UI Emoji" w:hAnsi="Segoe UI Emoji"/>
                 <w:b/>
                 <w:bCs/>
                 <w:color w:val="ef4444"/>
                 <w:sz w:val="21"/>
                 <w:szCs w:val="21"/>
+                <w:rFonts w:ascii="Segoe UI Emoji" w:cs="Segoe UI Emoji" w:eastAsia="Segoe UI Emoji" w:hAnsi="Segoe UI Emoji"/>
               </w:rPr>
               <w:t xml:space="preserve">🔴  Rot</w:t>
             </w:r>
@@ -2612,15 +2610,15 @@
           </w:tcPr>
           <w:p>
             <w:pPr>
-              <w:spacing w:after="60" w:before="60"/>
+              <w:spacing w:before="60" w:after="60"/>
               <w:ind w:left="80"/>
             </w:pPr>
             <w:r>
               <w:rPr>
-                <w:rFonts w:ascii="Arial" w:cs="Arial" w:eastAsia="Arial" w:hAnsi="Arial"/>
                 <w:color w:val="111827"/>
                 <w:sz w:val="21"/>
                 <w:szCs w:val="21"/>
+                <w:rFonts w:ascii="Arial" w:cs="Arial" w:eastAsia="Arial" w:hAnsi="Arial"/>
               </w:rPr>
               <w:t xml:space="preserve">Eintrag fehlt – bitte nachholen!</w:t>
             </w:r>
@@ -2640,17 +2638,17 @@
           </w:tcPr>
           <w:p>
             <w:pPr>
-              <w:spacing w:after="60" w:before="60"/>
+              <w:spacing w:before="60" w:after="60"/>
               <w:ind w:left="80"/>
             </w:pPr>
             <w:r>
               <w:rPr>
-                <w:rFonts w:ascii="Segoe UI Emoji" w:cs="Segoe UI Emoji" w:eastAsia="Segoe UI Emoji" w:hAnsi="Segoe UI Emoji"/>
                 <w:b/>
                 <w:bCs/>
                 <w:color w:val="9ca3af"/>
                 <w:sz w:val="21"/>
                 <w:szCs w:val="21"/>
+                <w:rFonts w:ascii="Segoe UI Emoji" w:cs="Segoe UI Emoji" w:eastAsia="Segoe UI Emoji" w:hAnsi="Segoe UI Emoji"/>
               </w:rPr>
               <w:t xml:space="preserve">⚫  Grau</w:t>
             </w:r>
@@ -2668,15 +2666,15 @@
           </w:tcPr>
           <w:p>
             <w:pPr>
-              <w:spacing w:after="60" w:before="60"/>
+              <w:spacing w:before="60" w:after="60"/>
               <w:ind w:left="80"/>
             </w:pPr>
             <w:r>
               <w:rPr>
-                <w:rFonts w:ascii="Arial" w:cs="Arial" w:eastAsia="Arial" w:hAnsi="Arial"/>
                 <w:color w:val="111827"/>
                 <w:sz w:val="21"/>
                 <w:szCs w:val="21"/>
+                <w:rFonts w:ascii="Arial" w:cs="Arial" w:eastAsia="Arial" w:hAnsi="Arial"/>
               </w:rPr>
               <w:t xml:space="preserve">Kein Liefertag – nichts zu tun</w:t>
             </w:r>
@@ -2703,25 +2701,25 @@
           <w:bottom w:val="single" w:color="2d5aa0" w:sz="6"/>
         </w:pBdr>
         <w:shd w:color="1a3a6b" w:val="solid"/>
-        <w:spacing w:after="0" w:before="200"/>
+        <w:spacing w:before="200" w:after="0"/>
         <w:ind w:left="200" w:right="200"/>
       </w:pPr>
       <w:r>
         <w:rPr>
-          <w:rFonts w:ascii="Segoe UI Emoji" w:cs="Segoe UI Emoji" w:eastAsia="Segoe UI Emoji" w:hAnsi="Segoe UI Emoji"/>
           <w:sz w:val="32"/>
           <w:szCs w:val="32"/>
+          <w:rFonts w:ascii="Segoe UI Emoji" w:cs="Segoe UI Emoji" w:eastAsia="Segoe UI Emoji" w:hAnsi="Segoe UI Emoji"/>
         </w:rPr>
         <w:t xml:space="preserve">📋  </w:t>
       </w:r>
       <w:r>
         <w:rPr>
-          <w:rFonts w:ascii="Arial" w:cs="Arial" w:eastAsia="Arial" w:hAnsi="Arial"/>
           <w:b/>
           <w:bCs/>
           <w:color w:val="FFFFFF"/>
           <w:sz w:val="32"/>
           <w:szCs w:val="32"/>
+          <w:rFonts w:ascii="Arial" w:cs="Arial" w:eastAsia="Arial" w:hAnsi="Arial"/>
         </w:rPr>
         <w:t xml:space="preserve">Weitere tägliche Aufgaben</w:t>
       </w:r>
@@ -2769,46 +2767,46 @@
           </w:tcPr>
           <w:p>
             <w:pPr>
-              <w:spacing w:after="40" w:before="120"/>
+              <w:spacing w:before="120" w:after="40"/>
               <w:jc w:val="center"/>
             </w:pPr>
             <w:r>
               <w:rPr>
-                <w:rFonts w:ascii="Segoe UI Emoji" w:cs="Segoe UI Emoji" w:eastAsia="Segoe UI Emoji" w:hAnsi="Segoe UI Emoji"/>
                 <w:sz w:val="36"/>
                 <w:szCs w:val="36"/>
+                <w:rFonts w:ascii="Segoe UI Emoji" w:cs="Segoe UI Emoji" w:eastAsia="Segoe UI Emoji" w:hAnsi="Segoe UI Emoji"/>
               </w:rPr>
               <w:t xml:space="preserve">🧹</w:t>
             </w:r>
           </w:p>
           <w:p>
             <w:pPr>
-              <w:spacing w:after="40" w:before="0"/>
+              <w:spacing w:before="0" w:after="40"/>
               <w:jc w:val="center"/>
             </w:pPr>
             <w:r>
               <w:rPr>
-                <w:rFonts w:ascii="Arial" w:cs="Arial" w:eastAsia="Arial" w:hAnsi="Arial"/>
                 <w:b/>
                 <w:bCs/>
                 <w:color w:val="1a3a6b"/>
                 <w:sz w:val="22"/>
                 <w:szCs w:val="22"/>
+                <w:rFonts w:ascii="Arial" w:cs="Arial" w:eastAsia="Arial" w:hAnsi="Arial"/>
               </w:rPr>
               <w:t xml:space="preserve">Reinigung täglich</w:t>
             </w:r>
           </w:p>
           <w:p>
             <w:pPr>
-              <w:spacing w:after="120" w:before="0"/>
+              <w:spacing w:before="0" w:after="120"/>
               <w:jc w:val="center"/>
             </w:pPr>
             <w:r>
               <w:rPr>
-                <w:rFonts w:ascii="Arial" w:cs="Arial" w:eastAsia="Arial" w:hAnsi="Arial"/>
                 <w:color w:val="111827"/>
                 <w:sz w:val="19"/>
                 <w:szCs w:val="19"/>
+                <w:rFonts w:ascii="Arial" w:cs="Arial" w:eastAsia="Arial" w:hAnsi="Arial"/>
               </w:rPr>
               <w:t xml:space="preserve">Bereich 2.3 – alle Reinigungspunkte abhaken</w:t>
             </w:r>
@@ -2831,46 +2829,46 @@
           </w:tcPr>
           <w:p>
             <w:pPr>
-              <w:spacing w:after="40" w:before="120"/>
+              <w:spacing w:before="120" w:after="40"/>
               <w:jc w:val="center"/>
             </w:pPr>
             <w:r>
               <w:rPr>
-                <w:rFonts w:ascii="Segoe UI Emoji" w:cs="Segoe UI Emoji" w:eastAsia="Segoe UI Emoji" w:hAnsi="Segoe UI Emoji"/>
                 <w:sz w:val="36"/>
                 <w:szCs w:val="36"/>
+                <w:rFonts w:ascii="Segoe UI Emoji" w:cs="Segoe UI Emoji" w:eastAsia="Segoe UI Emoji" w:hAnsi="Segoe UI Emoji"/>
               </w:rPr>
               <w:t xml:space="preserve">🥦</w:t>
             </w:r>
           </w:p>
           <w:p>
             <w:pPr>
-              <w:spacing w:after="40" w:before="0"/>
+              <w:spacing w:before="0" w:after="40"/>
               <w:jc w:val="center"/>
             </w:pPr>
             <w:r>
               <w:rPr>
-                <w:rFonts w:ascii="Arial" w:cs="Arial" w:eastAsia="Arial" w:hAnsi="Arial"/>
                 <w:b/>
                 <w:bCs/>
                 <w:color w:val="1a3a6b"/>
                 <w:sz w:val="22"/>
                 <w:szCs w:val="22"/>
+                <w:rFonts w:ascii="Arial" w:cs="Arial" w:eastAsia="Arial" w:hAnsi="Arial"/>
               </w:rPr>
               <w:t xml:space="preserve">Warencheck</w:t>
             </w:r>
           </w:p>
           <w:p>
             <w:pPr>
-              <w:spacing w:after="120" w:before="0"/>
+              <w:spacing w:before="0" w:after="120"/>
               <w:jc w:val="center"/>
             </w:pPr>
             <w:r>
               <w:rPr>
-                <w:rFonts w:ascii="Arial" w:cs="Arial" w:eastAsia="Arial" w:hAnsi="Arial"/>
                 <w:color w:val="111827"/>
                 <w:sz w:val="19"/>
                 <w:szCs w:val="19"/>
+                <w:rFonts w:ascii="Arial" w:cs="Arial" w:eastAsia="Arial" w:hAnsi="Arial"/>
               </w:rPr>
               <w:t xml:space="preserve">Bereich 2.2 – Qualität, Frische, MHD prüfen</w:t>
             </w:r>
@@ -2893,46 +2891,46 @@
           </w:tcPr>
           <w:p>
             <w:pPr>
-              <w:spacing w:after="40" w:before="120"/>
+              <w:spacing w:before="120" w:after="40"/>
               <w:jc w:val="center"/>
             </w:pPr>
             <w:r>
               <w:rPr>
-                <w:rFonts w:ascii="Segoe UI Emoji" w:cs="Segoe UI Emoji" w:eastAsia="Segoe UI Emoji" w:hAnsi="Segoe UI Emoji"/>
                 <w:sz w:val="36"/>
                 <w:szCs w:val="36"/>
+                <w:rFonts w:ascii="Segoe UI Emoji" w:cs="Segoe UI Emoji" w:eastAsia="Segoe UI Emoji" w:hAnsi="Segoe UI Emoji"/>
               </w:rPr>
               <w:t xml:space="preserve">🌡️</w:t>
             </w:r>
           </w:p>
           <w:p>
             <w:pPr>
-              <w:spacing w:after="40" w:before="0"/>
+              <w:spacing w:before="0" w:after="40"/>
               <w:jc w:val="center"/>
             </w:pPr>
             <w:r>
               <w:rPr>
-                <w:rFonts w:ascii="Arial" w:cs="Arial" w:eastAsia="Arial" w:hAnsi="Arial"/>
                 <w:b/>
                 <w:bCs/>
                 <w:color w:val="1a3a6b"/>
                 <w:sz w:val="22"/>
                 <w:szCs w:val="22"/>
+                <w:rFonts w:ascii="Arial" w:cs="Arial" w:eastAsia="Arial" w:hAnsi="Arial"/>
               </w:rPr>
               <w:t xml:space="preserve">Lagertemperaturen</w:t>
             </w:r>
           </w:p>
           <w:p>
             <w:pPr>
-              <w:spacing w:after="120" w:before="0"/>
+              <w:spacing w:before="0" w:after="120"/>
               <w:jc w:val="center"/>
             </w:pPr>
             <w:r>
               <w:rPr>
-                <w:rFonts w:ascii="Arial" w:cs="Arial" w:eastAsia="Arial" w:hAnsi="Arial"/>
                 <w:color w:val="111827"/>
                 <w:sz w:val="19"/>
                 <w:szCs w:val="19"/>
+                <w:rFonts w:ascii="Arial" w:cs="Arial" w:eastAsia="Arial" w:hAnsi="Arial"/>
               </w:rPr>
               <w:t xml:space="preserve">Bereich 1.13 – Kühlraum-Temps eintragen</w:t>
             </w:r>
@@ -2957,46 +2955,46 @@
           </w:tcPr>
           <w:p>
             <w:pPr>
-              <w:spacing w:after="40" w:before="120"/>
+              <w:spacing w:before="120" w:after="40"/>
               <w:jc w:val="center"/>
             </w:pPr>
             <w:r>
               <w:rPr>
-                <w:rFonts w:ascii="Segoe UI Emoji" w:cs="Segoe UI Emoji" w:eastAsia="Segoe UI Emoji" w:hAnsi="Segoe UI Emoji"/>
                 <w:sz w:val="36"/>
                 <w:szCs w:val="36"/>
+                <w:rFonts w:ascii="Segoe UI Emoji" w:cs="Segoe UI Emoji" w:eastAsia="Segoe UI Emoji" w:hAnsi="Segoe UI Emoji"/>
               </w:rPr>
               <w:t xml:space="preserve">🧀</w:t>
             </w:r>
           </w:p>
           <w:p>
             <w:pPr>
-              <w:spacing w:after="40" w:before="0"/>
+              <w:spacing w:before="0" w:after="40"/>
               <w:jc w:val="center"/>
             </w:pPr>
             <w:r>
               <w:rPr>
-                <w:rFonts w:ascii="Arial" w:cs="Arial" w:eastAsia="Arial" w:hAnsi="Arial"/>
                 <w:b/>
                 <w:bCs/>
                 <w:color w:val="1a3a6b"/>
                 <w:sz w:val="22"/>
                 <w:szCs w:val="22"/>
+                <w:rFonts w:ascii="Arial" w:cs="Arial" w:eastAsia="Arial" w:hAnsi="Arial"/>
               </w:rPr>
               <w:t xml:space="preserve">Käsetheke</w:t>
             </w:r>
           </w:p>
           <w:p>
             <w:pPr>
-              <w:spacing w:after="120" w:before="0"/>
+              <w:spacing w:before="0" w:after="120"/>
               <w:jc w:val="center"/>
             </w:pPr>
             <w:r>
               <w:rPr>
-                <w:rFonts w:ascii="Arial" w:cs="Arial" w:eastAsia="Arial" w:hAnsi="Arial"/>
                 <w:color w:val="111827"/>
                 <w:sz w:val="19"/>
                 <w:szCs w:val="19"/>
+                <w:rFonts w:ascii="Arial" w:cs="Arial" w:eastAsia="Arial" w:hAnsi="Arial"/>
               </w:rPr>
               <w:t xml:space="preserve">Bereich 3.4 – Temp. und Hygiene Käsetheke</w:t>
             </w:r>
@@ -3019,46 +3017,46 @@
           </w:tcPr>
           <w:p>
             <w:pPr>
-              <w:spacing w:after="40" w:before="120"/>
+              <w:spacing w:before="120" w:after="40"/>
               <w:jc w:val="center"/>
             </w:pPr>
             <w:r>
               <w:rPr>
-                <w:rFonts w:ascii="Segoe UI Emoji" w:cs="Segoe UI Emoji" w:eastAsia="Segoe UI Emoji" w:hAnsi="Segoe UI Emoji"/>
                 <w:sz w:val="36"/>
                 <w:szCs w:val="36"/>
+                <w:rFonts w:ascii="Segoe UI Emoji" w:cs="Segoe UI Emoji" w:eastAsia="Segoe UI Emoji" w:hAnsi="Segoe UI Emoji"/>
               </w:rPr>
               <w:t xml:space="preserve">🥗</w:t>
             </w:r>
           </w:p>
           <w:p>
             <w:pPr>
-              <w:spacing w:after="40" w:before="0"/>
+              <w:spacing w:before="0" w:after="40"/>
               <w:jc w:val="center"/>
             </w:pPr>
             <w:r>
               <w:rPr>
-                <w:rFonts w:ascii="Arial" w:cs="Arial" w:eastAsia="Arial" w:hAnsi="Arial"/>
                 <w:b/>
                 <w:bCs/>
                 <w:color w:val="1a3a6b"/>
                 <w:sz w:val="22"/>
                 <w:szCs w:val="22"/>
+                <w:rFonts w:ascii="Arial" w:cs="Arial" w:eastAsia="Arial" w:hAnsi="Arial"/>
               </w:rPr>
               <w:t xml:space="preserve">Öffnung Salate</w:t>
             </w:r>
           </w:p>
           <w:p>
             <w:pPr>
-              <w:spacing w:after="120" w:before="0"/>
+              <w:spacing w:before="0" w:after="120"/>
               <w:jc w:val="center"/>
             </w:pPr>
             <w:r>
               <w:rPr>
-                <w:rFonts w:ascii="Arial" w:cs="Arial" w:eastAsia="Arial" w:hAnsi="Arial"/>
                 <w:color w:val="111827"/>
                 <w:sz w:val="19"/>
                 <w:szCs w:val="19"/>
+                <w:rFonts w:ascii="Arial" w:cs="Arial" w:eastAsia="Arial" w:hAnsi="Arial"/>
               </w:rPr>
               <w:t xml:space="preserve">Bereich 3.3 – Öffnungszeit Fertigsalate</w:t>
             </w:r>
@@ -3081,46 +3079,46 @@
           </w:tcPr>
           <w:p>
             <w:pPr>
-              <w:spacing w:after="40" w:before="120"/>
+              <w:spacing w:before="120" w:after="40"/>
               <w:jc w:val="center"/>
             </w:pPr>
             <w:r>
               <w:rPr>
-                <w:rFonts w:ascii="Segoe UI Emoji" w:cs="Segoe UI Emoji" w:eastAsia="Segoe UI Emoji" w:hAnsi="Segoe UI Emoji"/>
                 <w:sz w:val="36"/>
                 <w:szCs w:val="36"/>
+                <w:rFonts w:ascii="Segoe UI Emoji" w:cs="Segoe UI Emoji" w:eastAsia="Segoe UI Emoji" w:hAnsi="Segoe UI Emoji"/>
               </w:rPr>
               <w:t xml:space="preserve">❄️</w:t>
             </w:r>
           </w:p>
           <w:p>
             <w:pPr>
-              <w:spacing w:after="40" w:before="0"/>
+              <w:spacing w:before="0" w:after="40"/>
               <w:jc w:val="center"/>
             </w:pPr>
             <w:r>
               <w:rPr>
-                <w:rFonts w:ascii="Arial" w:cs="Arial" w:eastAsia="Arial" w:hAnsi="Arial"/>
                 <w:b/>
                 <w:bCs/>
                 <w:color w:val="1a3a6b"/>
                 <w:sz w:val="22"/>
                 <w:szCs w:val="22"/>
+                <w:rFonts w:ascii="Arial" w:cs="Arial" w:eastAsia="Arial" w:hAnsi="Arial"/>
               </w:rPr>
               <w:t xml:space="preserve">Reifeschrank</w:t>
             </w:r>
           </w:p>
           <w:p>
             <w:pPr>
-              <w:spacing w:after="120" w:before="0"/>
+              <w:spacing w:before="0" w:after="120"/>
               <w:jc w:val="center"/>
             </w:pPr>
             <w:r>
               <w:rPr>
-                <w:rFonts w:ascii="Arial" w:cs="Arial" w:eastAsia="Arial" w:hAnsi="Arial"/>
                 <w:color w:val="111827"/>
                 <w:sz w:val="19"/>
                 <w:szCs w:val="19"/>
+                <w:rFonts w:ascii="Arial" w:cs="Arial" w:eastAsia="Arial" w:hAnsi="Arial"/>
               </w:rPr>
               <w:t xml:space="preserve">Bereich 3.4 – Reifeschrank-Temp. prüfen</w:t>
             </w:r>
@@ -3147,25 +3145,25 @@
           <w:bottom w:val="single" w:color="2d5aa0" w:sz="6"/>
         </w:pBdr>
         <w:shd w:color="1a3a6b" w:val="solid"/>
-        <w:spacing w:after="0" w:before="200"/>
+        <w:spacing w:before="200" w:after="0"/>
         <w:ind w:left="200" w:right="200"/>
       </w:pPr>
       <w:r>
         <w:rPr>
-          <w:rFonts w:ascii="Segoe UI Emoji" w:cs="Segoe UI Emoji" w:eastAsia="Segoe UI Emoji" w:hAnsi="Segoe UI Emoji"/>
           <w:sz w:val="32"/>
           <w:szCs w:val="32"/>
+          <w:rFonts w:ascii="Segoe UI Emoji" w:cs="Segoe UI Emoji" w:eastAsia="Segoe UI Emoji" w:hAnsi="Segoe UI Emoji"/>
         </w:rPr>
         <w:t xml:space="preserve">🙋  </w:t>
       </w:r>
       <w:r>
         <w:rPr>
-          <w:rFonts w:ascii="Arial" w:cs="Arial" w:eastAsia="Arial" w:hAnsi="Arial"/>
           <w:b/>
           <w:bCs/>
           <w:color w:val="FFFFFF"/>
           <w:sz w:val="32"/>
           <w:szCs w:val="32"/>
+          <w:rFonts w:ascii="Arial" w:cs="Arial" w:eastAsia="Arial" w:hAnsi="Arial"/>
         </w:rPr>
         <w:t xml:space="preserve">Häufige Fragen &amp; Hilfe</w:t>
       </w:r>
@@ -3206,25 +3204,25 @@
           </w:tcPr>
           <w:p>
             <w:pPr>
-              <w:spacing w:after="40" w:before="60"/>
+              <w:spacing w:before="60" w:after="40"/>
               <w:ind w:left="80"/>
             </w:pPr>
             <w:r>
               <w:rPr>
-                <w:rFonts w:ascii="Segoe UI Emoji" w:cs="Segoe UI Emoji" w:eastAsia="Segoe UI Emoji" w:hAnsi="Segoe UI Emoji"/>
                 <w:sz w:val="22"/>
                 <w:szCs w:val="22"/>
+                <w:rFonts w:ascii="Segoe UI Emoji" w:cs="Segoe UI Emoji" w:eastAsia="Segoe UI Emoji" w:hAnsi="Segoe UI Emoji"/>
               </w:rPr>
               <w:t xml:space="preserve">❓  </w:t>
             </w:r>
             <w:r>
               <w:rPr>
-                <w:rFonts w:ascii="Arial" w:cs="Arial" w:eastAsia="Arial" w:hAnsi="Arial"/>
                 <w:b/>
                 <w:bCs/>
                 <w:color w:val="1a3a6b"/>
                 <w:sz w:val="22"/>
                 <w:szCs w:val="22"/>
+                <w:rFonts w:ascii="Arial" w:cs="Arial" w:eastAsia="Arial" w:hAnsi="Arial"/>
               </w:rPr>
               <w:t xml:space="preserve">Ich habe den falschen Markt ausgewählt?</w:t>
             </w:r>
@@ -3244,23 +3242,23 @@
           </w:tcPr>
           <w:p>
             <w:pPr>
-              <w:spacing w:after="60" w:before="40"/>
+              <w:spacing w:before="40" w:after="60"/>
               <w:ind w:left="160"/>
             </w:pPr>
             <w:r>
               <w:rPr>
-                <w:rFonts w:ascii="Segoe UI Emoji" w:cs="Segoe UI Emoji" w:eastAsia="Segoe UI Emoji" w:hAnsi="Segoe UI Emoji"/>
                 <w:sz w:val="22"/>
                 <w:szCs w:val="22"/>
+                <w:rFonts w:ascii="Segoe UI Emoji" w:cs="Segoe UI Emoji" w:eastAsia="Segoe UI Emoji" w:hAnsi="Segoe UI Emoji"/>
               </w:rPr>
               <w:t xml:space="preserve">👉  </w:t>
             </w:r>
             <w:r>
               <w:rPr>
-                <w:rFonts w:ascii="Arial" w:cs="Arial" w:eastAsia="Arial" w:hAnsi="Arial"/>
                 <w:color w:val="111827"/>
                 <w:sz w:val="21"/>
                 <w:szCs w:val="21"/>
+                <w:rFonts w:ascii="Arial" w:cs="Arial" w:eastAsia="Arial" w:hAnsi="Arial"/>
               </w:rPr>
               <w:t xml:space="preserve">Oben rechts auf den Marktnamen klicken → anderen Markt wählen. Dann neu eintragen.</w:t>
             </w:r>
@@ -3304,25 +3302,25 @@
           </w:tcPr>
           <w:p>
             <w:pPr>
-              <w:spacing w:after="40" w:before="60"/>
+              <w:spacing w:before="60" w:after="40"/>
               <w:ind w:left="80"/>
             </w:pPr>
             <w:r>
               <w:rPr>
-                <w:rFonts w:ascii="Segoe UI Emoji" w:cs="Segoe UI Emoji" w:eastAsia="Segoe UI Emoji" w:hAnsi="Segoe UI Emoji"/>
                 <w:sz w:val="22"/>
                 <w:szCs w:val="22"/>
+                <w:rFonts w:ascii="Segoe UI Emoji" w:cs="Segoe UI Emoji" w:eastAsia="Segoe UI Emoji" w:hAnsi="Segoe UI Emoji"/>
               </w:rPr>
               <w:t xml:space="preserve">❓  </w:t>
             </w:r>
             <w:r>
               <w:rPr>
-                <w:rFonts w:ascii="Arial" w:cs="Arial" w:eastAsia="Arial" w:hAnsi="Arial"/>
                 <w:b/>
                 <w:bCs/>
                 <w:color w:val="1a3a6b"/>
                 <w:sz w:val="22"/>
                 <w:szCs w:val="22"/>
+                <w:rFonts w:ascii="Arial" w:cs="Arial" w:eastAsia="Arial" w:hAnsi="Arial"/>
               </w:rPr>
               <w:t xml:space="preserve">Mein PIN wird nicht erkannt?</w:t>
             </w:r>
@@ -3342,23 +3340,23 @@
           </w:tcPr>
           <w:p>
             <w:pPr>
-              <w:spacing w:after="60" w:before="40"/>
+              <w:spacing w:before="40" w:after="60"/>
               <w:ind w:left="160"/>
             </w:pPr>
             <w:r>
               <w:rPr>
-                <w:rFonts w:ascii="Segoe UI Emoji" w:cs="Segoe UI Emoji" w:eastAsia="Segoe UI Emoji" w:hAnsi="Segoe UI Emoji"/>
                 <w:sz w:val="22"/>
                 <w:szCs w:val="22"/>
+                <w:rFonts w:ascii="Segoe UI Emoji" w:cs="Segoe UI Emoji" w:eastAsia="Segoe UI Emoji" w:hAnsi="Segoe UI Emoji"/>
               </w:rPr>
               <w:t xml:space="preserve">👉  </w:t>
             </w:r>
             <w:r>
               <w:rPr>
-                <w:rFonts w:ascii="Arial" w:cs="Arial" w:eastAsia="Arial" w:hAnsi="Arial"/>
                 <w:color w:val="111827"/>
                 <w:sz w:val="21"/>
                 <w:szCs w:val="21"/>
+                <w:rFonts w:ascii="Arial" w:cs="Arial" w:eastAsia="Arial" w:hAnsi="Arial"/>
               </w:rPr>
               <w:t xml:space="preserve">Bitte die Verwaltung ansprechen – die können den PIN zurücksetzen.</w:t>
             </w:r>
@@ -3402,25 +3400,25 @@
           </w:tcPr>
           <w:p>
             <w:pPr>
-              <w:spacing w:after="40" w:before="60"/>
+              <w:spacing w:before="60" w:after="40"/>
               <w:ind w:left="80"/>
             </w:pPr>
             <w:r>
               <w:rPr>
-                <w:rFonts w:ascii="Segoe UI Emoji" w:cs="Segoe UI Emoji" w:eastAsia="Segoe UI Emoji" w:hAnsi="Segoe UI Emoji"/>
                 <w:sz w:val="22"/>
                 <w:szCs w:val="22"/>
+                <w:rFonts w:ascii="Segoe UI Emoji" w:cs="Segoe UI Emoji" w:eastAsia="Segoe UI Emoji" w:hAnsi="Segoe UI Emoji"/>
               </w:rPr>
               <w:t xml:space="preserve">❓  </w:t>
             </w:r>
             <w:r>
               <w:rPr>
-                <w:rFonts w:ascii="Arial" w:cs="Arial" w:eastAsia="Arial" w:hAnsi="Arial"/>
                 <w:b/>
                 <w:bCs/>
                 <w:color w:val="1a3a6b"/>
                 <w:sz w:val="22"/>
                 <w:szCs w:val="22"/>
+                <w:rFonts w:ascii="Arial" w:cs="Arial" w:eastAsia="Arial" w:hAnsi="Arial"/>
               </w:rPr>
               <w:t xml:space="preserve">Ich habe einen falschen Wert eingetragen?</w:t>
             </w:r>
@@ -3440,23 +3438,23 @@
           </w:tcPr>
           <w:p>
             <w:pPr>
-              <w:spacing w:after="60" w:before="40"/>
+              <w:spacing w:before="40" w:after="60"/>
               <w:ind w:left="160"/>
             </w:pPr>
             <w:r>
               <w:rPr>
-                <w:rFonts w:ascii="Segoe UI Emoji" w:cs="Segoe UI Emoji" w:eastAsia="Segoe UI Emoji" w:hAnsi="Segoe UI Emoji"/>
                 <w:sz w:val="22"/>
                 <w:szCs w:val="22"/>
+                <w:rFonts w:ascii="Segoe UI Emoji" w:cs="Segoe UI Emoji" w:eastAsia="Segoe UI Emoji" w:hAnsi="Segoe UI Emoji"/>
               </w:rPr>
               <w:t xml:space="preserve">👉  </w:t>
             </w:r>
             <w:r>
               <w:rPr>
-                <w:rFonts w:ascii="Arial" w:cs="Arial" w:eastAsia="Arial" w:hAnsi="Arial"/>
                 <w:color w:val="111827"/>
                 <w:sz w:val="21"/>
                 <w:szCs w:val="21"/>
+                <w:rFonts w:ascii="Arial" w:cs="Arial" w:eastAsia="Arial" w:hAnsi="Arial"/>
               </w:rPr>
               <w:t xml:space="preserve">Nochmal auf «Bearb.» beim entsprechenden Tag klicken und korrigieren. Dann neu speichern.</w:t>
             </w:r>
@@ -3500,25 +3498,25 @@
           </w:tcPr>
           <w:p>
             <w:pPr>
-              <w:spacing w:after="40" w:before="60"/>
+              <w:spacing w:before="60" w:after="40"/>
               <w:ind w:left="80"/>
             </w:pPr>
             <w:r>
               <w:rPr>
-                <w:rFonts w:ascii="Segoe UI Emoji" w:cs="Segoe UI Emoji" w:eastAsia="Segoe UI Emoji" w:hAnsi="Segoe UI Emoji"/>
                 <w:sz w:val="22"/>
                 <w:szCs w:val="22"/>
+                <w:rFonts w:ascii="Segoe UI Emoji" w:cs="Segoe UI Emoji" w:eastAsia="Segoe UI Emoji" w:hAnsi="Segoe UI Emoji"/>
               </w:rPr>
               <w:t xml:space="preserve">❓  </w:t>
             </w:r>
             <w:r>
               <w:rPr>
-                <w:rFonts w:ascii="Arial" w:cs="Arial" w:eastAsia="Arial" w:hAnsi="Arial"/>
                 <w:b/>
                 <w:bCs/>
                 <w:color w:val="1a3a6b"/>
                 <w:sz w:val="22"/>
                 <w:szCs w:val="22"/>
+                <w:rFonts w:ascii="Arial" w:cs="Arial" w:eastAsia="Arial" w:hAnsi="Arial"/>
               </w:rPr>
               <w:t xml:space="preserve">Lieferung kam an einem anderen Tag?</w:t>
             </w:r>
@@ -3538,23 +3536,23 @@
           </w:tcPr>
           <w:p>
             <w:pPr>
-              <w:spacing w:after="60" w:before="40"/>
+              <w:spacing w:before="40" w:after="60"/>
               <w:ind w:left="160"/>
             </w:pPr>
             <w:r>
               <w:rPr>
-                <w:rFonts w:ascii="Segoe UI Emoji" w:cs="Segoe UI Emoji" w:eastAsia="Segoe UI Emoji" w:hAnsi="Segoe UI Emoji"/>
                 <w:sz w:val="22"/>
                 <w:szCs w:val="22"/>
+                <w:rFonts w:ascii="Segoe UI Emoji" w:cs="Segoe UI Emoji" w:eastAsia="Segoe UI Emoji" w:hAnsi="Segoe UI Emoji"/>
               </w:rPr>
               <w:t xml:space="preserve">👉  </w:t>
             </w:r>
             <w:r>
               <w:rPr>
-                <w:rFonts w:ascii="Arial" w:cs="Arial" w:eastAsia="Arial" w:hAnsi="Arial"/>
                 <w:color w:val="111827"/>
                 <w:sz w:val="21"/>
                 <w:szCs w:val="21"/>
+                <w:rFonts w:ascii="Arial" w:cs="Arial" w:eastAsia="Arial" w:hAnsi="Arial"/>
               </w:rPr>
               <w:t xml:space="preserve">Am verschobenen Tag einfach auf den grauen «+ Eintrag»-Knopf klicken (auch an Nicht-Liefertagen möglich).</w:t>
             </w:r>
@@ -3598,25 +3596,25 @@
           </w:tcPr>
           <w:p>
             <w:pPr>
-              <w:spacing w:after="40" w:before="60"/>
+              <w:spacing w:before="60" w:after="40"/>
               <w:ind w:left="80"/>
             </w:pPr>
             <w:r>
               <w:rPr>
-                <w:rFonts w:ascii="Segoe UI Emoji" w:cs="Segoe UI Emoji" w:eastAsia="Segoe UI Emoji" w:hAnsi="Segoe UI Emoji"/>
                 <w:sz w:val="22"/>
                 <w:szCs w:val="22"/>
+                <w:rFonts w:ascii="Segoe UI Emoji" w:cs="Segoe UI Emoji" w:eastAsia="Segoe UI Emoji" w:hAnsi="Segoe UI Emoji"/>
               </w:rPr>
               <w:t xml:space="preserve">❓  </w:t>
             </w:r>
             <w:r>
               <w:rPr>
-                <w:rFonts w:ascii="Arial" w:cs="Arial" w:eastAsia="Arial" w:hAnsi="Arial"/>
                 <w:b/>
                 <w:bCs/>
                 <w:color w:val="1a3a6b"/>
                 <w:sz w:val="22"/>
                 <w:szCs w:val="22"/>
+                <w:rFonts w:ascii="Arial" w:cs="Arial" w:eastAsia="Arial" w:hAnsi="Arial"/>
               </w:rPr>
               <w:t xml:space="preserve">Die App lädt nicht?</w:t>
             </w:r>
@@ -3636,23 +3634,23 @@
           </w:tcPr>
           <w:p>
             <w:pPr>
-              <w:spacing w:after="60" w:before="40"/>
+              <w:spacing w:before="40" w:after="60"/>
               <w:ind w:left="160"/>
             </w:pPr>
             <w:r>
               <w:rPr>
-                <w:rFonts w:ascii="Segoe UI Emoji" w:cs="Segoe UI Emoji" w:eastAsia="Segoe UI Emoji" w:hAnsi="Segoe UI Emoji"/>
                 <w:sz w:val="22"/>
                 <w:szCs w:val="22"/>
+                <w:rFonts w:ascii="Segoe UI Emoji" w:cs="Segoe UI Emoji" w:eastAsia="Segoe UI Emoji" w:hAnsi="Segoe UI Emoji"/>
               </w:rPr>
               <w:t xml:space="preserve">👉  </w:t>
             </w:r>
             <w:r>
               <w:rPr>
-                <w:rFonts w:ascii="Arial" w:cs="Arial" w:eastAsia="Arial" w:hAnsi="Arial"/>
                 <w:color w:val="111827"/>
                 <w:sz w:val="21"/>
                 <w:szCs w:val="21"/>
+                <w:rFonts w:ascii="Arial" w:cs="Arial" w:eastAsia="Arial" w:hAnsi="Arial"/>
               </w:rPr>
               <w:t xml:space="preserve">Browser-Seite neu laden (F5 oder Seite aktualisieren). Klappt es dann noch nicht → Verwaltung informieren.</w:t>
             </w:r>
@@ -3696,25 +3694,25 @@
           </w:tcPr>
           <w:p>
             <w:pPr>
-              <w:spacing w:after="40" w:before="60"/>
+              <w:spacing w:before="60" w:after="40"/>
               <w:ind w:left="80"/>
             </w:pPr>
             <w:r>
               <w:rPr>
-                <w:rFonts w:ascii="Segoe UI Emoji" w:cs="Segoe UI Emoji" w:eastAsia="Segoe UI Emoji" w:hAnsi="Segoe UI Emoji"/>
                 <w:sz w:val="22"/>
                 <w:szCs w:val="22"/>
+                <w:rFonts w:ascii="Segoe UI Emoji" w:cs="Segoe UI Emoji" w:eastAsia="Segoe UI Emoji" w:hAnsi="Segoe UI Emoji"/>
               </w:rPr>
               <w:t xml:space="preserve">❓  </w:t>
             </w:r>
             <w:r>
               <w:rPr>
-                <w:rFonts w:ascii="Arial" w:cs="Arial" w:eastAsia="Arial" w:hAnsi="Arial"/>
                 <w:b/>
                 <w:bCs/>
                 <w:color w:val="1a3a6b"/>
                 <w:sz w:val="22"/>
                 <w:szCs w:val="22"/>
+                <w:rFonts w:ascii="Arial" w:cs="Arial" w:eastAsia="Arial" w:hAnsi="Arial"/>
               </w:rPr>
               <w:t xml:space="preserve">Ich weiß nicht was ich eintragen soll?</w:t>
             </w:r>
@@ -3734,23 +3732,23 @@
           </w:tcPr>
           <w:p>
             <w:pPr>
-              <w:spacing w:after="60" w:before="40"/>
+              <w:spacing w:before="40" w:after="60"/>
               <w:ind w:left="160"/>
             </w:pPr>
             <w:r>
               <w:rPr>
-                <w:rFonts w:ascii="Segoe UI Emoji" w:cs="Segoe UI Emoji" w:eastAsia="Segoe UI Emoji" w:hAnsi="Segoe UI Emoji"/>
                 <w:sz w:val="22"/>
                 <w:szCs w:val="22"/>
+                <w:rFonts w:ascii="Segoe UI Emoji" w:cs="Segoe UI Emoji" w:eastAsia="Segoe UI Emoji" w:hAnsi="Segoe UI Emoji"/>
               </w:rPr>
               <w:t xml:space="preserve">👉  </w:t>
             </w:r>
             <w:r>
               <w:rPr>
-                <w:rFonts w:ascii="Arial" w:cs="Arial" w:eastAsia="Arial" w:hAnsi="Arial"/>
                 <w:color w:val="111827"/>
                 <w:sz w:val="21"/>
                 <w:szCs w:val="21"/>
+                <w:rFonts w:ascii="Arial" w:cs="Arial" w:eastAsia="Arial" w:hAnsi="Arial"/>
               </w:rPr>
               <w:t xml:space="preserve">Im Formular sind alle Felder beschriftet. Im Zweifelsfall: Verwaltung fragen – besser einmal zu viel fragen als falsch eintragen!</w:t>
             </w:r>
@@ -3780,10 +3778,10 @@
       </w:pPr>
       <w:r>
         <w:rPr>
-          <w:rFonts w:ascii="Arial" w:cs="Arial" w:eastAsia="Arial" w:hAnsi="Arial"/>
           <w:color w:val="6b7280"/>
           <w:sz w:val="22"/>
           <w:szCs w:val="22"/>
+          <w:rFonts w:ascii="Arial" w:cs="Arial" w:eastAsia="Arial" w:hAnsi="Arial"/>
         </w:rPr>
         <w:t xml:space="preserve">Viel Spaß mit MiKa! 😊  Bei Fragen einfach die Verwaltung ansprechen.</w:t>
       </w:r>
@@ -3794,10 +3792,10 @@
       </w:pPr>
       <w:r>
         <w:rPr>
-          <w:rFonts w:ascii="Arial" w:cs="Arial" w:eastAsia="Arial" w:hAnsi="Arial"/>
           <w:color w:val="6b7280"/>
           <w:sz w:val="20"/>
           <w:szCs w:val="20"/>
+          <w:rFonts w:ascii="Arial" w:cs="Arial" w:eastAsia="Arial" w:hAnsi="Arial"/>
         </w:rPr>
         <w:t xml:space="preserve">EDEKA DALLMANN  ·  Stand: April 2025</w:t>
       </w:r>
@@ -3814,43 +3812,6 @@
 
 <file path=word/comments.xml><?xml version="1.0" encoding="utf-8"?>
 <w:comments xmlns:cx="http://schemas.microsoft.com/office/drawing/2014/chartex" xmlns:cx1="http://schemas.microsoft.com/office/drawing/2015/9/8/chartex" xmlns:cx2="http://schemas.microsoft.com/office/drawing/2015/10/21/chartex" xmlns:cx3="http://schemas.microsoft.com/office/drawing/2016/5/9/chartex" xmlns:cx4="http://schemas.microsoft.com/office/drawing/2016/5/10/chartex" xmlns:cx5="http://schemas.microsoft.com/office/drawing/2016/5/11/chartex" xmlns:cx6="http://schemas.microsoft.com/office/drawing/2016/5/12/chartex" xmlns:cx7="http://schemas.microsoft.com/office/drawing/2016/5/13/chartex" xmlns:cx8="http://schemas.microsoft.com/office/drawing/2016/5/14/chartex" xmlns:mc="http://schemas.openxmlformats.org/markup-compatibility/2006" xmlns:aink="http://schemas.microsoft.com/office/drawing/2016/ink" xmlns:am3d="http://schemas.microsoft.com/office/drawing/2017/model3d" xmlns:o="urn:schemas-microsoft-com:office:office" xmlns:r="http://schemas.openxmlformats.org/officeDocument/2006/relationships" xmlns:m="http://schemas.openxmlformats.org/officeDocument/2006/math" xmlns:v="urn:schemas-microsoft-com:vml" xmlns:wp14="http://schemas.microsoft.com/office/word/2010/wordprocessingDrawing" xmlns:wp="http://schemas.openxmlformats.org/drawingml/2006/wordprocessingDrawing" xmlns:w10="urn:schemas-microsoft-com:office:word" xmlns:w="http://schemas.openxmlformats.org/wordprocessingml/2006/main" xmlns:w14="http://schemas.microsoft.com/office/word/2010/wordml" xmlns:w15="http://schemas.microsoft.com/office/word/2012/wordml" xmlns:w16cex="http://schemas.microsoft.com/office/word/2018/wordml/cex" xmlns:w16cid="http://schemas.microsoft.com/office/word/2016/wordml/cid" xmlns:w16="http://schemas.microsoft.com/office/word/2018/wordml" xmlns:w16sdtdh="http://schemas.microsoft.com/office/word/2020/wordml/sdtdatahash" xmlns:w16se="http://schemas.microsoft.com/office/word/2015/wordml/symex" xmlns:wpg="http://schemas.microsoft.com/office/word/2010/wordprocessingGroup" xmlns:wpi="http://schemas.microsoft.com/office/word/2010/wordprocessingInk" xmlns:wne="http://schemas.microsoft.com/office/word/2006/wordml" xmlns:wps="http://schemas.microsoft.com/office/word/2010/wordprocessingShape"/>
-</file>
-
-<file path=word/endnotes.xml><?xml version="1.0" encoding="utf-8"?>
-<w:endnotes xmlns:wpc="http://schemas.microsoft.com/office/word/2010/wordprocessingCanvas" xmlns:mc="http://schemas.openxmlformats.org/markup-compatibility/2006" xmlns:o="urn:schemas-microsoft-com:office:office" xmlns:r="http://schemas.openxmlformats.org/officeDocument/2006/relationships" xmlns:m="http://schemas.openxmlformats.org/officeDocument/2006/math" xmlns:v="urn:schemas-microsoft-com:vml" xmlns:wp14="http://schemas.microsoft.com/office/word/2010/wordprocessingDrawing" xmlns:wp="http://schemas.openxmlformats.org/drawingml/2006/wordprocessingDrawing" xmlns:w10="urn:schemas-microsoft-com:office:word" xmlns:w="http://schemas.openxmlformats.org/wordprocessingml/2006/main" xmlns:w14="http://schemas.microsoft.com/office/word/2010/wordml" xmlns:w15="http://schemas.microsoft.com/office/word/2012/wordml" xmlns:wpg="http://schemas.microsoft.com/office/word/2010/wordprocessingGroup" xmlns:wpi="http://schemas.microsoft.com/office/word/2010/wordprocessingInk" xmlns:wne="http://schemas.microsoft.com/office/word/2006/wordml" xmlns:wps="http://schemas.microsoft.com/office/word/2010/wordprocessingShape" mc:Ignorable="w14 w15 wp14">
-  <w:endnote w:type="separator" w:id="-1">
-    <w:p>
-      <w:pPr>
-        <w:spacing w:after="0" w:line="240" w:lineRule="auto"/>
-      </w:pPr>
-      <w:r>
-        <w:rPr>
-          <w:rStyle w:val="EndnoteReference"/>
-        </w:rPr>
-        <w:endnoteRef/>
-      </w:r>
-      <w:r>
-        <w:separator/>
-      </w:r>
-    </w:p>
-  </w:endnote>
-  <w:endnote w:type="continuationSeparator" w:id="0">
-    <w:p>
-      <w:pPr>
-        <w:spacing w:after="0" w:line="240" w:lineRule="auto"/>
-      </w:pPr>
-      <w:r>
-        <w:rPr>
-          <w:rStyle w:val="EndnoteReference"/>
-        </w:rPr>
-        <w:endnoteRef/>
-      </w:r>
-      <w:r>
-        <w:continuationSeparator/>
-      </w:r>
-    </w:p>
-  </w:endnote>
-</w:endnotes>
 </file>
 
 <file path=word/footnotes.xml><?xml version="1.0" encoding="utf-8"?>
@@ -4084,8 +4045,8 @@
     <w:uiPriority w:val="99"/>
     <w:unhideWhenUsed/>
     <w:rPr>
+      <w:u w:val="single"/>
       <w:color w:val="0563C1"/>
-      <w:u w:val="single"/>
     </w:rPr>
   </w:style>
   <w:style w:type="character" w:styleId="FootnoteReference">
@@ -4125,42 +4086,5 @@
       <w:szCs w:val="20"/>
     </w:rPr>
   </w:style>
-  <w:style w:type="character" w:styleId="EndnoteReference">
-    <w:name w:val="endnote reference"/>
-    <w:basedOn w:val="DefaultParagraphFont"/>
-    <w:uiPriority w:val="99"/>
-    <w:semiHidden/>
-    <w:unhideWhenUsed/>
-    <w:rPr>
-      <w:vertAlign w:val="superscript"/>
-    </w:rPr>
-  </w:style>
-  <w:style w:type="paragraph" w:styleId="EndnoteText">
-    <w:name w:val="endnote text"/>
-    <w:basedOn w:val="Normal"/>
-    <w:link w:val="EndnoteTextChar"/>
-    <w:uiPriority w:val="99"/>
-    <w:semiHidden/>
-    <w:unhideWhenUsed/>
-    <w:pPr>
-      <w:spacing w:after="0" w:line="240" w:lineRule="auto"/>
-    </w:pPr>
-    <w:rPr>
-      <w:sz w:val="20"/>
-      <w:szCs w:val="20"/>
-    </w:rPr>
-  </w:style>
-  <w:style w:type="character" w:styleId="EndnoteTextChar">
-    <w:name w:val="Endnote Text Char"/>
-    <w:basedOn w:val="DefaultParagraphFont"/>
-    <w:link w:val="EndnoteText"/>
-    <w:uiPriority w:val="99"/>
-    <w:semiHidden/>
-    <w:unhideWhenUsed/>
-    <w:rPr>
-      <w:sz w:val="20"/>
-      <w:szCs w:val="20"/>
-    </w:rPr>
-  </w:style>
 </w:styles>
 </file>